--- a/note/System Design.docx
+++ b/note/System Design.docx
@@ -70,17 +70,7 @@
           <w:szCs w:val="24"/>
           <w:lang w:val="en-IN"/>
         </w:rPr>
-        <w:t xml:space="preserve"> distributed system can deliver only two of three desired characteristics: consistency, availability, and partition tolerance (the ‘C.” </w:t>
-      </w:r>
-      <w:proofErr w:type="gramStart"/>
-      <w:r>
-        <w:rPr>
-          <w:rFonts w:asciiTheme="majorHAnsi" w:hAnsiTheme="majorHAnsi" w:cs="Times New Roman"/>
-          <w:sz w:val="24"/>
-          <w:szCs w:val="24"/>
-          <w:lang w:val="en-IN"/>
-        </w:rPr>
-        <w:t>‘A’ and ‘P’ in CAP)</w:t>
+        <w:t xml:space="preserve"> distributed system can deliver only two of three desired characteristics: consistency, availability, and partition tolerance (the ‘C.” ‘A’ and ‘P’ in CAP)</w:t>
       </w:r>
       <w:r>
         <w:rPr>
@@ -100,7 +90,6 @@
         </w:rPr>
         <w:t>.</w:t>
       </w:r>
-      <w:proofErr w:type="gramEnd"/>
     </w:p>
     <w:p>
       <w:pPr>
@@ -613,34 +602,24 @@
       <w:r>
         <w:rPr>
           <w:rFonts w:asciiTheme="majorHAnsi" w:hAnsiTheme="majorHAnsi" w:cs="Times New Roman"/>
-          <w:b/>
-          <w:sz w:val="24"/>
-          <w:szCs w:val="24"/>
-          <w:lang w:val="en-IN"/>
-        </w:rPr>
-        <w:t>Transaction</w:t>
-      </w:r>
-      <w:r>
-        <w:rPr>
-          <w:rFonts w:asciiTheme="majorHAnsi" w:hAnsiTheme="majorHAnsi" w:cs="Times New Roman"/>
           <w:bCs/>
           <w:sz w:val="24"/>
           <w:szCs w:val="24"/>
           <w:lang w:val="en-IN"/>
         </w:rPr>
-        <w:t>: is a series of actions that must be executed successfully. If any action fails, the whole transaction must be rolled back. Transaction must follow ACID properties.</w:t>
-      </w:r>
-    </w:p>
-    <w:p>
-      <w:pPr>
+        <w:t xml:space="preserve">Distributed Transaction is a transaction that is </w:t>
+      </w:r>
+      <w:r>
         <w:rPr>
           <w:rFonts w:asciiTheme="majorHAnsi" w:hAnsiTheme="majorHAnsi" w:cs="Times New Roman"/>
           <w:bCs/>
           <w:sz w:val="24"/>
           <w:szCs w:val="24"/>
-          <w:lang w:val="en-IN"/>
-        </w:rPr>
-      </w:pPr>
+          <w:u w:val="single"/>
+          <w:lang w:val="en-IN"/>
+        </w:rPr>
+        <w:t>spread across multiple applications or microservices</w:t>
+      </w:r>
       <w:r>
         <w:rPr>
           <w:rFonts w:asciiTheme="majorHAnsi" w:hAnsiTheme="majorHAnsi" w:cs="Times New Roman"/>
@@ -649,7 +628,7 @@
           <w:szCs w:val="24"/>
           <w:lang w:val="en-IN"/>
         </w:rPr>
-        <w:t>Distributed Transaction is a transaction that is spread across multiple applications or microservices.</w:t>
+        <w:t>.</w:t>
       </w:r>
       <w:r>
         <w:rPr>
@@ -835,6 +814,18 @@
           <w:lang w:val="en-IN"/>
         </w:rPr>
       </w:pPr>
+    </w:p>
+    <w:p>
+      <w:pPr>
+        <w:jc w:val="center"/>
+        <w:rPr>
+          <w:rFonts w:asciiTheme="majorHAnsi" w:hAnsiTheme="majorHAnsi" w:cs="Times New Roman"/>
+          <w:b/>
+          <w:sz w:val="24"/>
+          <w:szCs w:val="24"/>
+          <w:lang w:val="en-IN"/>
+        </w:rPr>
+      </w:pPr>
       <w:r>
         <w:rPr>
           <w:rFonts w:asciiTheme="majorHAnsi" w:hAnsiTheme="majorHAnsi" w:cs="Times New Roman"/>
@@ -854,20 +845,8 @@
           <w:szCs w:val="24"/>
           <w:lang w:val="en-IN"/>
         </w:rPr>
-        <w:t xml:space="preserve"> (</w:t>
-      </w:r>
-      <w:proofErr w:type="gramStart"/>
-      <w:r>
-        <w:rPr>
-          <w:rFonts w:asciiTheme="majorHAnsi" w:hAnsiTheme="majorHAnsi" w:cs="Times New Roman"/>
-          <w:b/>
-          <w:sz w:val="24"/>
-          <w:szCs w:val="24"/>
-          <w:lang w:val="en-IN"/>
-        </w:rPr>
-        <w:t>2PC )</w:t>
-      </w:r>
-      <w:proofErr w:type="gramEnd"/>
+        <w:t xml:space="preserve"> (2PC )</w:t>
+      </w:r>
     </w:p>
     <w:p>
       <w:pPr>
@@ -1078,7 +1057,6 @@
         </w:rPr>
         <w:t>(</w:t>
       </w:r>
-      <w:proofErr w:type="spellStart"/>
       <w:r>
         <w:rPr>
           <w:rFonts w:asciiTheme="majorHAnsi" w:hAnsiTheme="majorHAnsi" w:cs="Times New Roman"/>
@@ -1088,7 +1066,6 @@
         </w:rPr>
         <w:t>a.k.a</w:t>
       </w:r>
-      <w:proofErr w:type="spellEnd"/>
       <w:r>
         <w:rPr>
           <w:rFonts w:asciiTheme="majorHAnsi" w:hAnsiTheme="majorHAnsi" w:cs="Times New Roman"/>
@@ -1177,31 +1154,7 @@
           <w:szCs w:val="24"/>
           <w:lang w:val="en-IN"/>
         </w:rPr>
-        <w:t>Prepare Phase (</w:t>
-      </w:r>
-      <w:proofErr w:type="spellStart"/>
-      <w:r>
-        <w:rPr>
-          <w:rFonts w:asciiTheme="majorHAnsi" w:hAnsiTheme="majorHAnsi" w:cs="Times New Roman"/>
-          <w:b/>
-          <w:bCs/>
-          <w:sz w:val="24"/>
-          <w:szCs w:val="24"/>
-          <w:lang w:val="en-IN"/>
-        </w:rPr>
-        <w:t>a.k.a</w:t>
-      </w:r>
-      <w:proofErr w:type="spellEnd"/>
-      <w:r>
-        <w:rPr>
-          <w:rFonts w:asciiTheme="majorHAnsi" w:hAnsiTheme="majorHAnsi" w:cs="Times New Roman"/>
-          <w:b/>
-          <w:bCs/>
-          <w:sz w:val="24"/>
-          <w:szCs w:val="24"/>
-          <w:lang w:val="en-IN"/>
-        </w:rPr>
-        <w:t xml:space="preserve"> Voting Phase)</w:t>
+        <w:t>Prepare Phase (a.k.a Voting Phase)</w:t>
       </w:r>
       <w:r>
         <w:rPr>
@@ -1219,7 +1172,26 @@
           <w:szCs w:val="24"/>
           <w:lang w:val="en-IN"/>
         </w:rPr>
-        <w:t xml:space="preserve"> The coordinator sends a prepare message to all participants.  Each participant then performs the following actions:</w:t>
+        <w:t xml:space="preserve"> The coordinator sends a </w:t>
+      </w:r>
+      <w:r>
+        <w:rPr>
+          <w:rFonts w:asciiTheme="majorHAnsi" w:hAnsiTheme="majorHAnsi" w:cs="Times New Roman"/>
+          <w:sz w:val="24"/>
+          <w:szCs w:val="24"/>
+          <w:u w:val="single"/>
+          <w:lang w:val="en-IN"/>
+        </w:rPr>
+        <w:t>prepare message</w:t>
+      </w:r>
+      <w:r>
+        <w:rPr>
+          <w:rFonts w:asciiTheme="majorHAnsi" w:hAnsiTheme="majorHAnsi" w:cs="Times New Roman"/>
+          <w:sz w:val="24"/>
+          <w:szCs w:val="24"/>
+          <w:lang w:val="en-IN"/>
+        </w:rPr>
+        <w:t xml:space="preserve"> to all participants.  Each participant then performs the following actions:</w:t>
       </w:r>
     </w:p>
     <w:p>
@@ -1331,7 +1303,26 @@
           <w:szCs w:val="24"/>
           <w:lang w:val="en-IN"/>
         </w:rPr>
-        <w:t xml:space="preserve">If a participant votes yes, it enters a "prepared" state and </w:t>
+        <w:t xml:space="preserve">If a participant votes yes, it enters a </w:t>
+      </w:r>
+      <w:r>
+        <w:rPr>
+          <w:rFonts w:asciiTheme="majorHAnsi" w:hAnsiTheme="majorHAnsi" w:cs="Times New Roman"/>
+          <w:sz w:val="24"/>
+          <w:szCs w:val="24"/>
+          <w:u w:val="single"/>
+          <w:lang w:val="en-IN"/>
+        </w:rPr>
+        <w:t>"prepared" state</w:t>
+      </w:r>
+      <w:r>
+        <w:rPr>
+          <w:rFonts w:asciiTheme="majorHAnsi" w:hAnsiTheme="majorHAnsi" w:cs="Times New Roman"/>
+          <w:sz w:val="24"/>
+          <w:szCs w:val="24"/>
+          <w:lang w:val="en-IN"/>
+        </w:rPr>
+        <w:t xml:space="preserve"> and </w:t>
       </w:r>
       <w:r>
         <w:rPr>
@@ -1483,7 +1474,26 @@
           <w:szCs w:val="24"/>
           <w:lang w:val="en-IN"/>
         </w:rPr>
-        <w:t xml:space="preserve">: The coordinator sends a commit message to all participants. The participants then </w:t>
+        <w:t xml:space="preserve">: The coordinator sends a </w:t>
+      </w:r>
+      <w:r>
+        <w:rPr>
+          <w:rFonts w:asciiTheme="majorHAnsi" w:hAnsiTheme="majorHAnsi" w:cs="Times New Roman"/>
+          <w:sz w:val="24"/>
+          <w:szCs w:val="24"/>
+          <w:u w:val="single"/>
+          <w:lang w:val="en-IN"/>
+        </w:rPr>
+        <w:t>commit message</w:t>
+      </w:r>
+      <w:r>
+        <w:rPr>
+          <w:rFonts w:asciiTheme="majorHAnsi" w:hAnsiTheme="majorHAnsi" w:cs="Times New Roman"/>
+          <w:sz w:val="24"/>
+          <w:szCs w:val="24"/>
+          <w:lang w:val="en-IN"/>
+        </w:rPr>
+        <w:t xml:space="preserve"> to all participants. The participants then </w:t>
       </w:r>
       <w:r>
         <w:rPr>
@@ -1583,7 +1593,26 @@
           <w:szCs w:val="24"/>
           <w:lang w:val="en-IN"/>
         </w:rPr>
-        <w:t xml:space="preserve">: The coordinator sends an abort message to all participants. The participants then roll back the transaction, release their locks, and send an </w:t>
+        <w:t xml:space="preserve">: The coordinator sends an </w:t>
+      </w:r>
+      <w:r>
+        <w:rPr>
+          <w:rFonts w:asciiTheme="majorHAnsi" w:hAnsiTheme="majorHAnsi" w:cs="Times New Roman"/>
+          <w:sz w:val="24"/>
+          <w:szCs w:val="24"/>
+          <w:u w:val="single"/>
+          <w:lang w:val="en-IN"/>
+        </w:rPr>
+        <w:t>abort message</w:t>
+      </w:r>
+      <w:r>
+        <w:rPr>
+          <w:rFonts w:asciiTheme="majorHAnsi" w:hAnsiTheme="majorHAnsi" w:cs="Times New Roman"/>
+          <w:sz w:val="24"/>
+          <w:szCs w:val="24"/>
+          <w:lang w:val="en-IN"/>
+        </w:rPr>
+        <w:t xml:space="preserve"> to all participants. The participants then roll back the transaction, release their locks, and send an </w:t>
       </w:r>
       <w:r>
         <w:rPr>
@@ -1827,7 +1856,26 @@
           <w:szCs w:val="24"/>
           <w:lang w:val="en-IN"/>
         </w:rPr>
-        <w:t>: The coordinator can become a bottleneck, and the protocol's latency is high because it requires two full rounds of communication between the coordinator and all participants.</w:t>
+        <w:t xml:space="preserve">: The coordinator can become a bottleneck, and the protocol's </w:t>
+      </w:r>
+      <w:r>
+        <w:rPr>
+          <w:rFonts w:asciiTheme="majorHAnsi" w:hAnsiTheme="majorHAnsi" w:cs="Times New Roman"/>
+          <w:sz w:val="24"/>
+          <w:szCs w:val="24"/>
+          <w:u w:val="single"/>
+          <w:lang w:val="en-IN"/>
+        </w:rPr>
+        <w:t>latency is high</w:t>
+      </w:r>
+      <w:r>
+        <w:rPr>
+          <w:rFonts w:asciiTheme="majorHAnsi" w:hAnsiTheme="majorHAnsi" w:cs="Times New Roman"/>
+          <w:sz w:val="24"/>
+          <w:szCs w:val="24"/>
+          <w:lang w:val="en-IN"/>
+        </w:rPr>
+        <w:t xml:space="preserve"> because it requires two full rounds of communication between the coordinator and all participants.</w:t>
       </w:r>
     </w:p>
     <w:p>
@@ -1922,29 +1970,7 @@
           <w:szCs w:val="24"/>
           <w:lang w:val="en-IN"/>
         </w:rPr>
-        <w:t xml:space="preserve">Thus </w:t>
-      </w:r>
-      <w:proofErr w:type="gramStart"/>
-      <w:r>
-        <w:rPr>
-          <w:rFonts w:asciiTheme="majorHAnsi" w:hAnsiTheme="majorHAnsi" w:cs="Times New Roman"/>
-          <w:bCs/>
-          <w:sz w:val="24"/>
-          <w:szCs w:val="24"/>
-          <w:lang w:val="en-IN"/>
-        </w:rPr>
-        <w:t>3PC,</w:t>
-      </w:r>
-      <w:proofErr w:type="gramEnd"/>
-      <w:r>
-        <w:rPr>
-          <w:rFonts w:asciiTheme="majorHAnsi" w:hAnsiTheme="majorHAnsi" w:cs="Times New Roman"/>
-          <w:bCs/>
-          <w:sz w:val="24"/>
-          <w:szCs w:val="24"/>
-          <w:lang w:val="en-IN"/>
-        </w:rPr>
-        <w:t xml:space="preserve"> is extension of 2PC.</w:t>
+        <w:t>Thus 3PC, is extension of 2PC.</w:t>
       </w:r>
     </w:p>
     <w:p>
@@ -2022,9 +2048,8 @@
           <w:szCs w:val="24"/>
           <w:lang w:val="en-IN"/>
         </w:rPr>
-        <w:t xml:space="preserve">: Same as 2PC. The coordinator sends </w:t>
-      </w:r>
-      <w:proofErr w:type="spellStart"/>
+        <w:t xml:space="preserve">: Same as 2PC. </w:t>
+      </w:r>
       <w:r>
         <w:rPr>
           <w:rFonts w:asciiTheme="majorHAnsi" w:hAnsiTheme="majorHAnsi" w:cs="Times New Roman"/>
@@ -2033,31 +2058,30 @@
           <w:szCs w:val="24"/>
           <w:lang w:val="en-IN"/>
         </w:rPr>
-        <w:t>canCommit</w:t>
-      </w:r>
-      <w:proofErr w:type="spellEnd"/>
+        <w:t xml:space="preserve">The coordinator sends </w:t>
+      </w:r>
       <w:r>
         <w:rPr>
           <w:rFonts w:asciiTheme="majorHAnsi" w:hAnsiTheme="majorHAnsi" w:cs="Times New Roman"/>
           <w:bCs/>
           <w:sz w:val="24"/>
           <w:szCs w:val="24"/>
-          <w:lang w:val="en-IN"/>
-        </w:rPr>
-        <w:t xml:space="preserve">? </w:t>
-      </w:r>
-      <w:proofErr w:type="gramStart"/>
+          <w:u w:val="single"/>
+          <w:lang w:val="en-IN"/>
+        </w:rPr>
+        <w:t xml:space="preserve">canCommit </w:t>
+      </w:r>
       <w:r>
         <w:rPr>
           <w:rFonts w:asciiTheme="majorHAnsi" w:hAnsiTheme="majorHAnsi" w:cs="Times New Roman"/>
           <w:bCs/>
           <w:sz w:val="24"/>
           <w:szCs w:val="24"/>
+          <w:u w:val="single"/>
           <w:lang w:val="en-IN"/>
         </w:rPr>
         <w:t>messages</w:t>
       </w:r>
-      <w:proofErr w:type="gramEnd"/>
       <w:r>
         <w:rPr>
           <w:rFonts w:asciiTheme="majorHAnsi" w:hAnsiTheme="majorHAnsi" w:cs="Times New Roman"/>
@@ -2105,18 +2129,17 @@
         </w:rPr>
         <w:t xml:space="preserve"> Phase: If all participants voted yes, the coordinator sends a </w:t>
       </w:r>
-      <w:proofErr w:type="spellStart"/>
       <w:r>
         <w:rPr>
           <w:rFonts w:asciiTheme="majorHAnsi" w:hAnsiTheme="majorHAnsi" w:cs="Times New Roman"/>
           <w:bCs/>
           <w:sz w:val="24"/>
           <w:szCs w:val="24"/>
-          <w:lang w:val="en-IN"/>
-        </w:rPr>
-        <w:t>preCommit</w:t>
-      </w:r>
-      <w:proofErr w:type="spellEnd"/>
+          <w:u w:val="single"/>
+          <w:lang w:val="en-IN"/>
+        </w:rPr>
+        <w:t>preCommit message</w:t>
+      </w:r>
       <w:r>
         <w:rPr>
           <w:rFonts w:asciiTheme="majorHAnsi" w:hAnsiTheme="majorHAnsi" w:cs="Times New Roman"/>
@@ -2125,7 +2148,7 @@
           <w:szCs w:val="24"/>
           <w:lang w:val="en-IN"/>
         </w:rPr>
-        <w:t xml:space="preserve"> message. This tells all participants that they are all ready to commit and that it's safe to move forward. The participants acknowledge this message.</w:t>
+        <w:t>. This tells all participants that they are all ready to commit and that it's safe to move forward. The participants acknowledge this message.</w:t>
       </w:r>
     </w:p>
     <w:p>
@@ -2172,51 +2195,7 @@
           <w:szCs w:val="24"/>
           <w:lang w:val="en-IN"/>
         </w:rPr>
-        <w:t xml:space="preserve"> Phase: Once the coordinator receives all acknowledgments for the </w:t>
-      </w:r>
-      <w:proofErr w:type="spellStart"/>
-      <w:r>
-        <w:rPr>
-          <w:rFonts w:asciiTheme="majorHAnsi" w:hAnsiTheme="majorHAnsi" w:cs="Times New Roman"/>
-          <w:bCs/>
-          <w:sz w:val="24"/>
-          <w:szCs w:val="24"/>
-          <w:lang w:val="en-IN"/>
-        </w:rPr>
-        <w:t>preCommit</w:t>
-      </w:r>
-      <w:proofErr w:type="spellEnd"/>
-      <w:r>
-        <w:rPr>
-          <w:rFonts w:asciiTheme="majorHAnsi" w:hAnsiTheme="majorHAnsi" w:cs="Times New Roman"/>
-          <w:bCs/>
-          <w:sz w:val="24"/>
-          <w:szCs w:val="24"/>
-          <w:lang w:val="en-IN"/>
-        </w:rPr>
-        <w:t xml:space="preserve"> message, it sends the final </w:t>
-      </w:r>
-      <w:proofErr w:type="spellStart"/>
-      <w:r>
-        <w:rPr>
-          <w:rFonts w:asciiTheme="majorHAnsi" w:hAnsiTheme="majorHAnsi" w:cs="Times New Roman"/>
-          <w:bCs/>
-          <w:sz w:val="24"/>
-          <w:szCs w:val="24"/>
-          <w:lang w:val="en-IN"/>
-        </w:rPr>
-        <w:t>doCommit</w:t>
-      </w:r>
-      <w:proofErr w:type="spellEnd"/>
-      <w:r>
-        <w:rPr>
-          <w:rFonts w:asciiTheme="majorHAnsi" w:hAnsiTheme="majorHAnsi" w:cs="Times New Roman"/>
-          <w:bCs/>
-          <w:sz w:val="24"/>
-          <w:szCs w:val="24"/>
-          <w:lang w:val="en-IN"/>
-        </w:rPr>
-        <w:t xml:space="preserve"> message.</w:t>
+        <w:t xml:space="preserve"> Phase: Once the coordinator receives all acknowledgments for the preCommit message, it sends the final doCommit message.</w:t>
       </w:r>
     </w:p>
     <w:p>
@@ -2261,29 +2240,7 @@
           <w:szCs w:val="24"/>
           <w:lang w:val="en-IN"/>
         </w:rPr>
-        <w:t xml:space="preserve">The pre-commit phase acts as a safeguard. If a participant has received a </w:t>
-      </w:r>
-      <w:proofErr w:type="spellStart"/>
-      <w:r>
-        <w:rPr>
-          <w:rFonts w:asciiTheme="majorHAnsi" w:hAnsiTheme="majorHAnsi" w:cs="Times New Roman"/>
-          <w:bCs/>
-          <w:sz w:val="24"/>
-          <w:szCs w:val="24"/>
-          <w:lang w:val="en-IN"/>
-        </w:rPr>
-        <w:t>preCommit</w:t>
-      </w:r>
-      <w:proofErr w:type="spellEnd"/>
-      <w:r>
-        <w:rPr>
-          <w:rFonts w:asciiTheme="majorHAnsi" w:hAnsiTheme="majorHAnsi" w:cs="Times New Roman"/>
-          <w:bCs/>
-          <w:sz w:val="24"/>
-          <w:szCs w:val="24"/>
-          <w:lang w:val="en-IN"/>
-        </w:rPr>
-        <w:t xml:space="preserve"> message, it knows that all other participants have also agreed to commit. If the coordinator fails at this point, the participants can safely commit the transaction on their own after a timeout, without needing to wait for the coordinator to come back online. This eliminates the indefinite blocking that is a major weakness of 2PC.</w:t>
+        <w:t>The pre-commit phase acts as a safeguard. If a participant has received a preCommit message, it knows that all other participants have also agreed to commit. If the coordinator fails at this point, the participants can safely commit the transaction on their own after a timeout, without needing to wait for the coordinator to come back online. This eliminates the indefinite blocking that is a major weakness of 2PC.</w:t>
       </w:r>
     </w:p>
     <w:p>
@@ -2365,7 +2322,18 @@
           <w:szCs w:val="24"/>
           <w:lang w:val="en-IN"/>
         </w:rPr>
-        <w:t>it introduces more network overhead</w:t>
+        <w:t xml:space="preserve">it introduces </w:t>
+      </w:r>
+      <w:r>
+        <w:rPr>
+          <w:rFonts w:asciiTheme="majorHAnsi" w:hAnsiTheme="majorHAnsi" w:cs="Times New Roman"/>
+          <w:bCs/>
+          <w:sz w:val="24"/>
+          <w:szCs w:val="24"/>
+          <w:u w:val="single"/>
+          <w:lang w:val="en-IN"/>
+        </w:rPr>
+        <w:t>more network overhead</w:t>
       </w:r>
       <w:r>
         <w:rPr>
@@ -2411,18 +2379,18 @@
           <w:szCs w:val="24"/>
           <w:lang w:val="en-IN"/>
         </w:rPr>
-        <w:t xml:space="preserve">t is more complex than </w:t>
-      </w:r>
-      <w:proofErr w:type="gramStart"/>
+        <w:t xml:space="preserve">t is </w:t>
+      </w:r>
       <w:r>
         <w:rPr>
           <w:rFonts w:asciiTheme="majorHAnsi" w:hAnsiTheme="majorHAnsi" w:cs="Times New Roman"/>
           <w:bCs/>
           <w:sz w:val="24"/>
           <w:szCs w:val="24"/>
-          <w:lang w:val="en-IN"/>
-        </w:rPr>
-        <w:t>2PC</w:t>
+          <w:u w:val="single"/>
+          <w:lang w:val="en-IN"/>
+        </w:rPr>
+        <w:t>more complex</w:t>
       </w:r>
       <w:r>
         <w:rPr>
@@ -2432,9 +2400,8 @@
           <w:szCs w:val="24"/>
           <w:lang w:val="en-IN"/>
         </w:rPr>
-        <w:t>(</w:t>
-      </w:r>
-      <w:proofErr w:type="gramEnd"/>
+        <w:t xml:space="preserve"> than 2PC</w:t>
+      </w:r>
       <w:r>
         <w:rPr>
           <w:rFonts w:asciiTheme="majorHAnsi" w:hAnsiTheme="majorHAnsi" w:cs="Times New Roman"/>
@@ -2443,7 +2410,7 @@
           <w:szCs w:val="24"/>
           <w:lang w:val="en-IN"/>
         </w:rPr>
-        <w:t>due to addition of another phase).</w:t>
+        <w:t>(due to addition of another phase).</w:t>
       </w:r>
     </w:p>
     <w:p>
@@ -2479,7 +2446,7 @@
           <w:szCs w:val="24"/>
           <w:lang w:val="en-IN"/>
         </w:rPr>
-        <w:t>is still not completely non-blocking</w:t>
+        <w:t xml:space="preserve">is </w:t>
       </w:r>
       <w:r>
         <w:rPr>
@@ -2487,6 +2454,17 @@
           <w:bCs/>
           <w:sz w:val="24"/>
           <w:szCs w:val="24"/>
+          <w:u w:val="single"/>
+          <w:lang w:val="en-IN"/>
+        </w:rPr>
+        <w:t>still not completely non-blocking</w:t>
+      </w:r>
+      <w:r>
+        <w:rPr>
+          <w:rFonts w:asciiTheme="majorHAnsi" w:hAnsiTheme="majorHAnsi" w:cs="Times New Roman"/>
+          <w:bCs/>
+          <w:sz w:val="24"/>
+          <w:szCs w:val="24"/>
           <w:lang w:val="en-IN"/>
         </w:rPr>
         <w:t>.</w:t>
@@ -2540,27 +2518,7 @@
           <w:szCs w:val="24"/>
           <w:lang w:val="en-IN"/>
         </w:rPr>
-        <w:t xml:space="preserve">: Incrementally </w:t>
-      </w:r>
-      <w:proofErr w:type="gramStart"/>
-      <w:r>
-        <w:rPr>
-          <w:rFonts w:asciiTheme="majorHAnsi" w:hAnsiTheme="majorHAnsi" w:cs="Times New Roman"/>
-          <w:sz w:val="24"/>
-          <w:szCs w:val="24"/>
-          <w:lang w:val="en-IN"/>
-        </w:rPr>
-        <w:t>migrating</w:t>
-      </w:r>
-      <w:proofErr w:type="gramEnd"/>
-      <w:r>
-        <w:rPr>
-          <w:rFonts w:asciiTheme="majorHAnsi" w:hAnsiTheme="majorHAnsi" w:cs="Times New Roman"/>
-          <w:sz w:val="24"/>
-          <w:szCs w:val="24"/>
-          <w:lang w:val="en-IN"/>
-        </w:rPr>
-        <w:t xml:space="preserve"> a legacy system by gradually replacing specific pieces of function</w:t>
+        <w:t>: Incrementally migrating a legacy system by gradually replacing specific pieces of function</w:t>
       </w:r>
       <w:r>
         <w:rPr>
@@ -2653,7 +2611,25 @@
           <w:szCs w:val="24"/>
           <w:lang w:val="en-IN"/>
         </w:rPr>
-        <w:t xml:space="preserve"> applications can increase dramatically, making them harder to maintain or add new features to. </w:t>
+        <w:t xml:space="preserve"> applications can increase dramatically, making them harder to</w:t>
+      </w:r>
+      <w:r>
+        <w:rPr>
+          <w:rFonts w:asciiTheme="majorHAnsi" w:hAnsiTheme="majorHAnsi" w:cs="Times New Roman"/>
+          <w:sz w:val="24"/>
+          <w:szCs w:val="24"/>
+          <w:lang w:val="en-IN"/>
+        </w:rPr>
+        <w:t xml:space="preserve"> maintain or add new features</w:t>
+      </w:r>
+      <w:r>
+        <w:rPr>
+          <w:rFonts w:asciiTheme="majorHAnsi" w:hAnsiTheme="majorHAnsi" w:cs="Times New Roman"/>
+          <w:sz w:val="24"/>
+          <w:szCs w:val="24"/>
+          <w:lang w:val="en-IN"/>
+        </w:rPr>
+        <w:t xml:space="preserve">. </w:t>
       </w:r>
       <w:r>
         <w:rPr>
@@ -2850,13 +2826,24 @@
           <w:szCs w:val="24"/>
           <w:lang w:val="en-IN"/>
         </w:rPr>
-        <w:t>A saga is a sequence of</w:t>
-      </w:r>
-      <w:r>
-        <w:rPr>
-          <w:rFonts w:asciiTheme="majorHAnsi" w:hAnsiTheme="majorHAnsi" w:cs="Times New Roman"/>
-          <w:sz w:val="24"/>
-          <w:szCs w:val="24"/>
+        <w:t xml:space="preserve">A saga is a sequence </w:t>
+      </w:r>
+      <w:r>
+        <w:rPr>
+          <w:rFonts w:asciiTheme="majorHAnsi" w:hAnsiTheme="majorHAnsi" w:cs="Times New Roman"/>
+          <w:sz w:val="24"/>
+          <w:szCs w:val="24"/>
+          <w:u w:val="single"/>
+          <w:lang w:val="en-IN"/>
+        </w:rPr>
+        <w:t>of</w:t>
+      </w:r>
+      <w:r>
+        <w:rPr>
+          <w:rFonts w:asciiTheme="majorHAnsi" w:hAnsiTheme="majorHAnsi" w:cs="Times New Roman"/>
+          <w:sz w:val="24"/>
+          <w:szCs w:val="24"/>
+          <w:u w:val="single"/>
           <w:lang w:val="en-IN"/>
         </w:rPr>
         <w:t xml:space="preserve"> local</w:t>
@@ -2866,6 +2853,7 @@
           <w:rFonts w:asciiTheme="majorHAnsi" w:hAnsiTheme="majorHAnsi" w:cs="Times New Roman"/>
           <w:sz w:val="24"/>
           <w:szCs w:val="24"/>
+          <w:u w:val="single"/>
           <w:lang w:val="en-IN"/>
         </w:rPr>
         <w:t xml:space="preserve"> transactions that </w:t>
@@ -2875,9 +2863,19 @@
           <w:rFonts w:asciiTheme="majorHAnsi" w:hAnsiTheme="majorHAnsi" w:cs="Times New Roman"/>
           <w:sz w:val="24"/>
           <w:szCs w:val="24"/>
-          <w:lang w:val="en-IN"/>
-        </w:rPr>
-        <w:t xml:space="preserve">executes a business process and </w:t>
+          <w:u w:val="single"/>
+          <w:lang w:val="en-IN"/>
+        </w:rPr>
+        <w:t>executes a business process</w:t>
+      </w:r>
+      <w:r>
+        <w:rPr>
+          <w:rFonts w:asciiTheme="majorHAnsi" w:hAnsiTheme="majorHAnsi" w:cs="Times New Roman"/>
+          <w:sz w:val="24"/>
+          <w:szCs w:val="24"/>
+          <w:lang w:val="en-IN"/>
+        </w:rPr>
+        <w:t xml:space="preserve"> and </w:t>
       </w:r>
       <w:r>
         <w:rPr>
@@ -2906,25 +2904,14 @@
         </w:rPr>
         <w:t xml:space="preserve">associated with that </w:t>
       </w:r>
-      <w:proofErr w:type="spellStart"/>
-      <w:r>
-        <w:rPr>
-          <w:rFonts w:asciiTheme="majorHAnsi" w:hAnsiTheme="majorHAnsi" w:cs="Times New Roman"/>
-          <w:sz w:val="24"/>
-          <w:szCs w:val="24"/>
-          <w:lang w:val="en-IN"/>
-        </w:rPr>
-        <w:t>microservice</w:t>
-      </w:r>
-      <w:proofErr w:type="spellEnd"/>
-      <w:r>
-        <w:rPr>
-          <w:rFonts w:asciiTheme="majorHAnsi" w:hAnsiTheme="majorHAnsi" w:cs="Times New Roman"/>
-          <w:sz w:val="24"/>
-          <w:szCs w:val="24"/>
-          <w:lang w:val="en-IN"/>
-        </w:rPr>
-        <w:t>. Once the database is updated successfully, an event is published which</w:t>
+      <w:r>
+        <w:rPr>
+          <w:rFonts w:asciiTheme="majorHAnsi" w:hAnsiTheme="majorHAnsi" w:cs="Times New Roman"/>
+          <w:sz w:val="24"/>
+          <w:szCs w:val="24"/>
+          <w:lang w:val="en-IN"/>
+        </w:rPr>
+        <w:t>microservice. Once the database is updated successfully, an event is published which</w:t>
       </w:r>
       <w:r>
         <w:rPr>
@@ -3330,7 +3317,17 @@
                 <w:szCs w:val="24"/>
                 <w:lang w:val="en-IN"/>
               </w:rPr>
-              <w:t>Choreography follows a centralized, event-driven approach for managing distributed transactions. E</w:t>
+              <w:t xml:space="preserve">Choreography follows a centralized, event-driven approach for managing distributed transactions. </w:t>
+            </w:r>
+            <w:r>
+              <w:rPr>
+                <w:rFonts w:asciiTheme="majorHAnsi" w:hAnsiTheme="majorHAnsi" w:cs="Times New Roman"/>
+                <w:sz w:val="24"/>
+                <w:szCs w:val="24"/>
+                <w:u w:val="single"/>
+                <w:lang w:val="en-IN"/>
+              </w:rPr>
+              <w:t>Each service</w:t>
             </w:r>
             <w:r>
               <w:rPr>
@@ -3339,7 +3336,36 @@
                 <w:szCs w:val="24"/>
                 <w:lang w:val="en-IN"/>
               </w:rPr>
-              <w:t>ach service involved in the saga performs its local transaction and then publishes an event</w:t>
+              <w:t xml:space="preserve"> involved in the saga </w:t>
+            </w:r>
+            <w:r>
+              <w:rPr>
+                <w:rFonts w:asciiTheme="majorHAnsi" w:hAnsiTheme="majorHAnsi" w:cs="Times New Roman"/>
+                <w:sz w:val="24"/>
+                <w:szCs w:val="24"/>
+                <w:u w:val="single"/>
+                <w:lang w:val="en-IN"/>
+              </w:rPr>
+              <w:t>performs its local transaction</w:t>
+            </w:r>
+            <w:r>
+              <w:rPr>
+                <w:rFonts w:asciiTheme="majorHAnsi" w:hAnsiTheme="majorHAnsi" w:cs="Times New Roman"/>
+                <w:sz w:val="24"/>
+                <w:szCs w:val="24"/>
+                <w:lang w:val="en-IN"/>
+              </w:rPr>
+              <w:t xml:space="preserve"> and then </w:t>
+            </w:r>
+            <w:r>
+              <w:rPr>
+                <w:rFonts w:asciiTheme="majorHAnsi" w:hAnsiTheme="majorHAnsi" w:cs="Times New Roman"/>
+                <w:sz w:val="24"/>
+                <w:szCs w:val="24"/>
+                <w:u w:val="single"/>
+                <w:lang w:val="en-IN"/>
+              </w:rPr>
+              <w:t>publishes an event</w:t>
             </w:r>
             <w:r>
               <w:rPr>
@@ -3405,9 +3431,10 @@
             <w:r>
               <w:rPr>
                 <w:rFonts w:asciiTheme="majorHAnsi" w:hAnsiTheme="majorHAnsi" w:cs="Times New Roman"/>
+                <w:noProof/>
                 <w:sz w:val="24"/>
                 <w:szCs w:val="24"/>
-                <w:lang w:val="en-IN"/>
+                <w:lang w:bidi="hi-IN"/>
               </w:rPr>
               <w:drawing>
                 <wp:inline distT="0" distB="0" distL="0" distR="0">
@@ -3685,7 +3712,45 @@
                 <w:szCs w:val="24"/>
                 <w:lang w:val="en-IN"/>
               </w:rPr>
-              <w:t xml:space="preserve">follows a centralized approach to manage distributed transactions. Here we have a dedicated orchestrator which acts as brain in SAGA. </w:t>
+              <w:t xml:space="preserve">follows a </w:t>
+            </w:r>
+            <w:r>
+              <w:rPr>
+                <w:rFonts w:asciiTheme="majorHAnsi" w:hAnsiTheme="majorHAnsi" w:cs="Times New Roman"/>
+                <w:sz w:val="24"/>
+                <w:szCs w:val="24"/>
+                <w:u w:val="single"/>
+                <w:lang w:val="en-IN"/>
+              </w:rPr>
+              <w:t>centralized approach</w:t>
+            </w:r>
+            <w:r>
+              <w:rPr>
+                <w:rFonts w:asciiTheme="majorHAnsi" w:hAnsiTheme="majorHAnsi" w:cs="Times New Roman"/>
+                <w:sz w:val="24"/>
+                <w:szCs w:val="24"/>
+                <w:lang w:val="en-IN"/>
+              </w:rPr>
+              <w:t xml:space="preserve"> to manage distributed transactions. Here we have a dedicated </w:t>
+            </w:r>
+            <w:r>
+              <w:rPr>
+                <w:rFonts w:asciiTheme="majorHAnsi" w:hAnsiTheme="majorHAnsi" w:cs="Times New Roman"/>
+                <w:sz w:val="24"/>
+                <w:szCs w:val="24"/>
+                <w:u w:val="single"/>
+                <w:lang w:val="en-IN"/>
+              </w:rPr>
+              <w:t>orchestrator</w:t>
+            </w:r>
+            <w:r>
+              <w:rPr>
+                <w:rFonts w:asciiTheme="majorHAnsi" w:hAnsiTheme="majorHAnsi" w:cs="Times New Roman"/>
+                <w:sz w:val="24"/>
+                <w:szCs w:val="24"/>
+                <w:lang w:val="en-IN"/>
+              </w:rPr>
+              <w:t xml:space="preserve"> which acts as brain in SAGA. </w:t>
             </w:r>
             <w:r>
               <w:rPr>
@@ -3742,9 +3807,10 @@
             <w:r>
               <w:rPr>
                 <w:rFonts w:asciiTheme="majorHAnsi" w:hAnsiTheme="majorHAnsi" w:cs="Times New Roman"/>
+                <w:noProof/>
                 <w:sz w:val="24"/>
                 <w:szCs w:val="24"/>
-                <w:lang w:val="en-IN"/>
+                <w:lang w:bidi="hi-IN"/>
               </w:rPr>
               <w:drawing>
                 <wp:inline distT="0" distB="0" distL="0" distR="0">
@@ -4427,13 +4493,24 @@
           <w:szCs w:val="24"/>
           <w:lang w:val="en-IN"/>
         </w:rPr>
-        <w:t xml:space="preserve"> pattern that separates read </w:t>
-      </w:r>
-      <w:r>
-        <w:rPr>
-          <w:rFonts w:asciiTheme="majorHAnsi" w:hAnsiTheme="majorHAnsi" w:cs="Times New Roman"/>
-          <w:sz w:val="24"/>
-          <w:szCs w:val="24"/>
+        <w:t xml:space="preserve"> pattern that </w:t>
+      </w:r>
+      <w:r>
+        <w:rPr>
+          <w:rFonts w:asciiTheme="majorHAnsi" w:hAnsiTheme="majorHAnsi" w:cs="Times New Roman"/>
+          <w:sz w:val="24"/>
+          <w:szCs w:val="24"/>
+          <w:u w:val="single"/>
+          <w:lang w:val="en-IN"/>
+        </w:rPr>
+        <w:t xml:space="preserve">separates read </w:t>
+      </w:r>
+      <w:r>
+        <w:rPr>
+          <w:rFonts w:asciiTheme="majorHAnsi" w:hAnsiTheme="majorHAnsi" w:cs="Times New Roman"/>
+          <w:sz w:val="24"/>
+          <w:szCs w:val="24"/>
+          <w:u w:val="single"/>
           <w:lang w:val="en-IN"/>
         </w:rPr>
         <w:t xml:space="preserve">(query) </w:t>
@@ -4443,6 +4520,7 @@
           <w:rFonts w:asciiTheme="majorHAnsi" w:hAnsiTheme="majorHAnsi" w:cs="Times New Roman"/>
           <w:sz w:val="24"/>
           <w:szCs w:val="24"/>
+          <w:u w:val="single"/>
           <w:lang w:val="en-IN"/>
         </w:rPr>
         <w:t xml:space="preserve">and </w:t>
@@ -4452,6 +4530,7 @@
           <w:rFonts w:asciiTheme="majorHAnsi" w:hAnsiTheme="majorHAnsi" w:cs="Times New Roman"/>
           <w:sz w:val="24"/>
           <w:szCs w:val="24"/>
+          <w:u w:val="single"/>
           <w:lang w:val="en-IN"/>
         </w:rPr>
         <w:t>write</w:t>
@@ -4461,6 +4540,7 @@
           <w:rFonts w:asciiTheme="majorHAnsi" w:hAnsiTheme="majorHAnsi" w:cs="Times New Roman"/>
           <w:sz w:val="24"/>
           <w:szCs w:val="24"/>
+          <w:u w:val="single"/>
           <w:lang w:val="en-IN"/>
         </w:rPr>
         <w:t xml:space="preserve"> </w:t>
@@ -4470,6 +4550,7 @@
           <w:rFonts w:asciiTheme="majorHAnsi" w:hAnsiTheme="majorHAnsi" w:cs="Times New Roman"/>
           <w:sz w:val="24"/>
           <w:szCs w:val="24"/>
+          <w:u w:val="single"/>
           <w:lang w:val="en-IN"/>
         </w:rPr>
         <w:t>(command)</w:t>
@@ -4479,6 +4560,7 @@
           <w:rFonts w:asciiTheme="majorHAnsi" w:hAnsiTheme="majorHAnsi" w:cs="Times New Roman"/>
           <w:sz w:val="24"/>
           <w:szCs w:val="24"/>
+          <w:u w:val="single"/>
           <w:lang w:val="en-IN"/>
         </w:rPr>
         <w:t xml:space="preserve"> </w:t>
@@ -4488,9 +4570,19 @@
           <w:rFonts w:asciiTheme="majorHAnsi" w:hAnsiTheme="majorHAnsi" w:cs="Times New Roman"/>
           <w:sz w:val="24"/>
           <w:szCs w:val="24"/>
-          <w:lang w:val="en-IN"/>
-        </w:rPr>
-        <w:t>operations for a da</w:t>
+          <w:u w:val="single"/>
+          <w:lang w:val="en-IN"/>
+        </w:rPr>
+        <w:t>operations</w:t>
+      </w:r>
+      <w:r>
+        <w:rPr>
+          <w:rFonts w:asciiTheme="majorHAnsi" w:hAnsiTheme="majorHAnsi" w:cs="Times New Roman"/>
+          <w:sz w:val="24"/>
+          <w:szCs w:val="24"/>
+          <w:lang w:val="en-IN"/>
+        </w:rPr>
+        <w:t xml:space="preserve"> for a da</w:t>
       </w:r>
       <w:r>
         <w:rPr>
@@ -4681,29 +4773,7 @@
           <w:szCs w:val="24"/>
           <w:lang w:val="en-IN"/>
         </w:rPr>
-        <w:t xml:space="preserve">After the write is complete, an event is published (e.g., </w:t>
-      </w:r>
-      <w:proofErr w:type="spellStart"/>
-      <w:r>
-        <w:rPr>
-          <w:rFonts w:asciiTheme="majorHAnsi" w:hAnsiTheme="majorHAnsi" w:cs="Times New Roman"/>
-          <w:bCs/>
-          <w:sz w:val="24"/>
-          <w:szCs w:val="24"/>
-          <w:lang w:val="en-IN"/>
-        </w:rPr>
-        <w:t>ProfileUpdatedEvent</w:t>
-      </w:r>
-      <w:proofErr w:type="spellEnd"/>
-      <w:r>
-        <w:rPr>
-          <w:rFonts w:asciiTheme="majorHAnsi" w:hAnsiTheme="majorHAnsi" w:cs="Times New Roman"/>
-          <w:bCs/>
-          <w:sz w:val="24"/>
-          <w:szCs w:val="24"/>
-          <w:lang w:val="en-IN"/>
-        </w:rPr>
-        <w:t>).</w:t>
+        <w:t>After the write is complete, an event is published (e.g., ProfileUpdatedEvent).</w:t>
       </w:r>
     </w:p>
     <w:p>
@@ -4854,27 +4924,7 @@
           <w:szCs w:val="24"/>
           <w:lang w:val="en-IN"/>
         </w:rPr>
-        <w:t xml:space="preserve"> The read side can use a schema that is optimized for queries, while the </w:t>
-      </w:r>
-      <w:proofErr w:type="spellStart"/>
-      <w:r>
-        <w:rPr>
-          <w:rFonts w:asciiTheme="majorHAnsi" w:hAnsiTheme="majorHAnsi" w:cs="Times New Roman"/>
-          <w:sz w:val="24"/>
-          <w:szCs w:val="24"/>
-          <w:lang w:val="en-IN"/>
-        </w:rPr>
-        <w:t>write</w:t>
-      </w:r>
-      <w:proofErr w:type="spellEnd"/>
-      <w:r>
-        <w:rPr>
-          <w:rFonts w:asciiTheme="majorHAnsi" w:hAnsiTheme="majorHAnsi" w:cs="Times New Roman"/>
-          <w:sz w:val="24"/>
-          <w:szCs w:val="24"/>
-          <w:lang w:val="en-IN"/>
-        </w:rPr>
-        <w:t xml:space="preserve"> side uses a schema that is optimized for updates.</w:t>
+        <w:t xml:space="preserve"> The read side can use a schema that is optimized for queries, while the write side uses a schema that is optimized for updates.</w:t>
       </w:r>
     </w:p>
     <w:p>
@@ -5264,27 +5314,7 @@
           <w:szCs w:val="24"/>
           <w:lang w:val="en-IN"/>
         </w:rPr>
-        <w:t xml:space="preserve"> (</w:t>
-      </w:r>
-      <w:proofErr w:type="spellStart"/>
-      <w:r>
-        <w:rPr>
-          <w:rFonts w:asciiTheme="majorHAnsi" w:hAnsiTheme="majorHAnsi" w:cs="Times New Roman"/>
-          <w:sz w:val="24"/>
-          <w:szCs w:val="24"/>
-          <w:lang w:val="en-IN"/>
-        </w:rPr>
-        <w:t>Sharding</w:t>
-      </w:r>
-      <w:proofErr w:type="spellEnd"/>
-      <w:r>
-        <w:rPr>
-          <w:rFonts w:asciiTheme="majorHAnsi" w:hAnsiTheme="majorHAnsi" w:cs="Times New Roman"/>
-          <w:sz w:val="24"/>
-          <w:szCs w:val="24"/>
-          <w:lang w:val="en-IN"/>
-        </w:rPr>
-        <w:t>)</w:t>
+        <w:t xml:space="preserve"> (Sharding)</w:t>
       </w:r>
     </w:p>
     <w:p>
@@ -5327,116 +5357,64 @@
           <w:szCs w:val="24"/>
           <w:lang w:val="en-IN"/>
         </w:rPr>
-        <w:t xml:space="preserve">Horizontal Scaling is called </w:t>
-      </w:r>
-      <w:proofErr w:type="spellStart"/>
-      <w:r>
-        <w:rPr>
-          <w:rFonts w:asciiTheme="majorHAnsi" w:hAnsiTheme="majorHAnsi" w:cs="Times New Roman"/>
-          <w:sz w:val="24"/>
-          <w:szCs w:val="24"/>
-          <w:lang w:val="en-IN"/>
-        </w:rPr>
-        <w:t>Sharding</w:t>
-      </w:r>
-      <w:proofErr w:type="spellEnd"/>
-      <w:r>
-        <w:rPr>
-          <w:rFonts w:asciiTheme="majorHAnsi" w:hAnsiTheme="majorHAnsi" w:cs="Times New Roman"/>
-          <w:sz w:val="24"/>
-          <w:szCs w:val="24"/>
-          <w:lang w:val="en-IN"/>
-        </w:rPr>
-        <w:t>.</w:t>
-      </w:r>
-    </w:p>
-    <w:p>
-      <w:pPr>
-        <w:rPr>
-          <w:rFonts w:asciiTheme="majorHAnsi" w:hAnsiTheme="majorHAnsi" w:cs="Times New Roman"/>
-          <w:sz w:val="24"/>
-          <w:szCs w:val="24"/>
-          <w:lang w:val="en-IN"/>
-        </w:rPr>
-      </w:pPr>
-      <w:proofErr w:type="spellStart"/>
-      <w:r>
-        <w:rPr>
-          <w:rFonts w:asciiTheme="majorHAnsi" w:hAnsiTheme="majorHAnsi" w:cs="Times New Roman"/>
-          <w:sz w:val="24"/>
-          <w:szCs w:val="24"/>
-          <w:lang w:val="en-IN"/>
-        </w:rPr>
-        <w:t>Sharding</w:t>
-      </w:r>
-      <w:proofErr w:type="spellEnd"/>
-      <w:r>
-        <w:rPr>
-          <w:rFonts w:asciiTheme="majorHAnsi" w:hAnsiTheme="majorHAnsi" w:cs="Times New Roman"/>
-          <w:sz w:val="24"/>
-          <w:szCs w:val="24"/>
-          <w:lang w:val="en-IN"/>
-        </w:rPr>
-        <w:t xml:space="preserve"> is a system design concept that involves partitioning a database or dataset horizontally into smaller subsets, called shards. Each shard contains a subset of the data and is stored on a separate server or node in a distributed system.</w:t>
-      </w:r>
-    </w:p>
-    <w:p>
-      <w:pPr>
-        <w:rPr>
-          <w:rFonts w:asciiTheme="majorHAnsi" w:hAnsiTheme="majorHAnsi" w:cs="Times New Roman"/>
-          <w:sz w:val="24"/>
-          <w:szCs w:val="24"/>
-          <w:lang w:val="en-IN"/>
-        </w:rPr>
-      </w:pPr>
-      <w:r>
-        <w:rPr>
-          <w:rFonts w:asciiTheme="majorHAnsi" w:hAnsiTheme="majorHAnsi" w:cs="Times New Roman"/>
-          <w:sz w:val="24"/>
-          <w:szCs w:val="24"/>
-          <w:lang w:val="en-IN"/>
-        </w:rPr>
-        <w:t xml:space="preserve">The purpose of </w:t>
-      </w:r>
-      <w:proofErr w:type="spellStart"/>
-      <w:r>
-        <w:rPr>
-          <w:rFonts w:asciiTheme="majorHAnsi" w:hAnsiTheme="majorHAnsi" w:cs="Times New Roman"/>
-          <w:sz w:val="24"/>
-          <w:szCs w:val="24"/>
-          <w:lang w:val="en-IN"/>
-        </w:rPr>
-        <w:t>sharding</w:t>
-      </w:r>
-      <w:proofErr w:type="spellEnd"/>
-      <w:r>
-        <w:rPr>
-          <w:rFonts w:asciiTheme="majorHAnsi" w:hAnsiTheme="majorHAnsi" w:cs="Times New Roman"/>
-          <w:sz w:val="24"/>
-          <w:szCs w:val="24"/>
-          <w:lang w:val="en-IN"/>
-        </w:rPr>
-        <w:t xml:space="preserve"> is to improve scalability, availability, and performance in large-scale distributed systems. By partitioning the data into smaller subsets, queries can be executed on each shard independently, reducing the amount of data that needs to be processed and improving query response times. Additionally, </w:t>
-      </w:r>
-      <w:proofErr w:type="spellStart"/>
-      <w:r>
-        <w:rPr>
-          <w:rFonts w:asciiTheme="majorHAnsi" w:hAnsiTheme="majorHAnsi" w:cs="Times New Roman"/>
-          <w:sz w:val="24"/>
-          <w:szCs w:val="24"/>
-          <w:lang w:val="en-IN"/>
-        </w:rPr>
-        <w:t>sharding</w:t>
-      </w:r>
-      <w:proofErr w:type="spellEnd"/>
-      <w:r>
-        <w:rPr>
-          <w:rFonts w:asciiTheme="majorHAnsi" w:hAnsiTheme="majorHAnsi" w:cs="Times New Roman"/>
-          <w:sz w:val="24"/>
-          <w:szCs w:val="24"/>
-          <w:lang w:val="en-IN"/>
-        </w:rPr>
-        <w:t xml:space="preserve"> allows the system to handle large amounts of data, as each shard can be distributed across multiple servers or nodes, enabling parallel processing and reducing the load on individual servers.</w:t>
+        <w:t>Horizontal Scaling is called Sharding.</w:t>
+      </w:r>
+    </w:p>
+    <w:p>
+      <w:pPr>
+        <w:rPr>
+          <w:rFonts w:asciiTheme="majorHAnsi" w:hAnsiTheme="majorHAnsi" w:cs="Times New Roman"/>
+          <w:sz w:val="24"/>
+          <w:szCs w:val="24"/>
+          <w:lang w:val="en-IN"/>
+        </w:rPr>
+      </w:pPr>
+      <w:r>
+        <w:rPr>
+          <w:rFonts w:asciiTheme="majorHAnsi" w:hAnsiTheme="majorHAnsi" w:cs="Times New Roman"/>
+          <w:sz w:val="24"/>
+          <w:szCs w:val="24"/>
+          <w:lang w:val="en-IN"/>
+        </w:rPr>
+        <w:t>Sharding is a system design concept that involves partitioning a database or dataset horizontally into smaller subsets, called shards. Each shard contains a subset of the data and is stored on a separate server or node in a distributed system.</w:t>
+      </w:r>
+    </w:p>
+    <w:p>
+      <w:pPr>
+        <w:rPr>
+          <w:rFonts w:asciiTheme="majorHAnsi" w:hAnsiTheme="majorHAnsi" w:cs="Times New Roman"/>
+          <w:sz w:val="24"/>
+          <w:szCs w:val="24"/>
+          <w:lang w:val="en-IN"/>
+        </w:rPr>
+      </w:pPr>
+      <w:r>
+        <w:rPr>
+          <w:rFonts w:asciiTheme="majorHAnsi" w:hAnsiTheme="majorHAnsi" w:cs="Times New Roman"/>
+          <w:sz w:val="24"/>
+          <w:szCs w:val="24"/>
+          <w:lang w:val="en-IN"/>
+        </w:rPr>
+        <w:t>The purpose of sharding is to improve scalability, availability, and performance in large-scale distributed systems. By partitioning the data into smaller subsets, queries can be executed on each shard independently, reducing the amount of data that needs to be processed and improving query response times. Additionally, sharding allows the system to handle large amounts of data, as each shard can be distributed across multiple servers or nodes, enabling parallel processing and reducing the load on individual servers.</w:t>
+      </w:r>
+    </w:p>
+    <w:p>
+      <w:pPr>
+        <w:rPr>
+          <w:rFonts w:asciiTheme="majorHAnsi" w:hAnsiTheme="majorHAnsi" w:cs="Times New Roman"/>
+          <w:sz w:val="24"/>
+          <w:szCs w:val="24"/>
+          <w:lang w:val="en-IN"/>
+        </w:rPr>
+      </w:pPr>
+      <w:r>
+        <w:rPr>
+          <w:rFonts w:asciiTheme="majorHAnsi" w:hAnsiTheme="majorHAnsi" w:cs="Times New Roman"/>
+          <w:sz w:val="24"/>
+          <w:szCs w:val="24"/>
+          <w:lang w:val="en-IN"/>
+        </w:rPr>
+        <w:t>Add vertical Scaling</w:t>
       </w:r>
     </w:p>
     <w:p>
@@ -5476,6 +5454,7 @@
           <w:szCs w:val="24"/>
           <w:lang w:val="en-IN"/>
         </w:rPr>
+        <w:lastRenderedPageBreak/>
         <w:t>Consistent hashing is a special kind of hashing technique used in distributed systems to minimize data movement when nodes (servers) are added or removed.</w:t>
       </w:r>
     </w:p>
@@ -5495,48 +5474,7 @@
           <w:szCs w:val="24"/>
           <w:lang w:val="en-IN"/>
         </w:rPr>
-        <w:lastRenderedPageBreak/>
-        <w:t>Unlike traditional hashing, where data is mapped to a server using the formula "</w:t>
-      </w:r>
-      <w:proofErr w:type="gramStart"/>
-      <w:r>
-        <w:rPr>
-          <w:rFonts w:asciiTheme="majorHAnsi" w:hAnsiTheme="majorHAnsi" w:cs="Times New Roman"/>
-          <w:sz w:val="24"/>
-          <w:szCs w:val="24"/>
-          <w:lang w:val="en-IN"/>
-        </w:rPr>
-        <w:t>hash(</w:t>
-      </w:r>
-      <w:proofErr w:type="gramEnd"/>
-      <w:r>
-        <w:rPr>
-          <w:rFonts w:asciiTheme="majorHAnsi" w:hAnsiTheme="majorHAnsi" w:cs="Times New Roman"/>
-          <w:sz w:val="24"/>
-          <w:szCs w:val="24"/>
-          <w:lang w:val="en-IN"/>
-        </w:rPr>
-        <w:t xml:space="preserve">key) % </w:t>
-      </w:r>
-      <w:proofErr w:type="spellStart"/>
-      <w:r>
-        <w:rPr>
-          <w:rFonts w:asciiTheme="majorHAnsi" w:hAnsiTheme="majorHAnsi" w:cs="Times New Roman"/>
-          <w:sz w:val="24"/>
-          <w:szCs w:val="24"/>
-          <w:lang w:val="en-IN"/>
-        </w:rPr>
-        <w:t>number_of_servers</w:t>
-      </w:r>
-      <w:proofErr w:type="spellEnd"/>
-      <w:r>
-        <w:rPr>
-          <w:rFonts w:asciiTheme="majorHAnsi" w:hAnsiTheme="majorHAnsi" w:cs="Times New Roman"/>
-          <w:sz w:val="24"/>
-          <w:szCs w:val="24"/>
-          <w:lang w:val="en-IN"/>
-        </w:rPr>
-        <w:t>", consistent hashing works independently of the number of servers.</w:t>
+        <w:t>Unlike traditional hashing, where data is mapped to a server using the formula "hash(key) % number_of_servers", consistent hashing works independently of the number of servers.</w:t>
       </w:r>
     </w:p>
     <w:p>
@@ -5819,7 +5757,45 @@
           <w:szCs w:val="24"/>
           <w:lang w:val="en-IN"/>
         </w:rPr>
-        <w:t>Back of the envelope estimation is a quick, approximate calculation method used to estimate the feasibility or viability of a project or idea. It involves making rough calculations based on simplified assumptions and using readily available data or assumptions, such as orders of magnitude or average values. The name "back of the envelope" comes from the idea that the calculations can be done quickly on the back of an envelope or a napkin, rather than requiring complex formulas or detailed analysis.</w:t>
+        <w:t xml:space="preserve">Back of the envelope estimation is a quick, </w:t>
+      </w:r>
+      <w:r>
+        <w:rPr>
+          <w:rFonts w:asciiTheme="majorHAnsi" w:hAnsiTheme="majorHAnsi" w:cs="Times New Roman"/>
+          <w:sz w:val="24"/>
+          <w:szCs w:val="24"/>
+          <w:u w:val="single"/>
+          <w:lang w:val="en-IN"/>
+        </w:rPr>
+        <w:t>approximate calculation method</w:t>
+      </w:r>
+      <w:r>
+        <w:rPr>
+          <w:rFonts w:asciiTheme="majorHAnsi" w:hAnsiTheme="majorHAnsi" w:cs="Times New Roman"/>
+          <w:sz w:val="24"/>
+          <w:szCs w:val="24"/>
+          <w:lang w:val="en-IN"/>
+        </w:rPr>
+        <w:t xml:space="preserve"> used to </w:t>
+      </w:r>
+      <w:r>
+        <w:rPr>
+          <w:rFonts w:asciiTheme="majorHAnsi" w:hAnsiTheme="majorHAnsi" w:cs="Times New Roman"/>
+          <w:sz w:val="24"/>
+          <w:szCs w:val="24"/>
+          <w:u w:val="single"/>
+          <w:lang w:val="en-IN"/>
+        </w:rPr>
+        <w:t>estimate the feasibility or viability of a project</w:t>
+      </w:r>
+      <w:r>
+        <w:rPr>
+          <w:rFonts w:asciiTheme="majorHAnsi" w:hAnsiTheme="majorHAnsi" w:cs="Times New Roman"/>
+          <w:sz w:val="24"/>
+          <w:szCs w:val="24"/>
+          <w:lang w:val="en-IN"/>
+        </w:rPr>
+        <w:t xml:space="preserve"> or idea. It involves making rough calculations based on simplified assumptions and using readily available data or assumptions, such as orders of magnitude or average values. The name "back of the envelope" comes from the idea that the calculations can be done quickly on the back of an envelope or a napkin, rather than requiring complex formulas or detailed analysis.</w:t>
       </w:r>
     </w:p>
     <w:p>
@@ -5910,6 +5886,7 @@
           <w:szCs w:val="24"/>
           <w:lang w:val="en-IN"/>
         </w:rPr>
+        <w:lastRenderedPageBreak/>
         <w:t>Circuit Breaker Pattern</w:t>
       </w:r>
     </w:p>
@@ -5958,7 +5935,6 @@
           <w:szCs w:val="24"/>
           <w:lang w:val="en-IN"/>
         </w:rPr>
-        <w:lastRenderedPageBreak/>
         <w:t>CQRS Pattern</w:t>
       </w:r>
     </w:p>
@@ -5976,25 +5952,14 @@
           <w:lang w:val="en-IN"/>
         </w:rPr>
       </w:pPr>
-      <w:proofErr w:type="spellStart"/>
-      <w:r>
-        <w:rPr>
-          <w:rFonts w:asciiTheme="majorHAnsi" w:hAnsiTheme="majorHAnsi" w:cs="Times New Roman"/>
-          <w:sz w:val="24"/>
-          <w:szCs w:val="24"/>
-          <w:lang w:val="en-IN"/>
-        </w:rPr>
-        <w:t>BulkHead</w:t>
-      </w:r>
-      <w:proofErr w:type="spellEnd"/>
-      <w:r>
-        <w:rPr>
-          <w:rFonts w:asciiTheme="majorHAnsi" w:hAnsiTheme="majorHAnsi" w:cs="Times New Roman"/>
-          <w:sz w:val="24"/>
-          <w:szCs w:val="24"/>
-          <w:lang w:val="en-IN"/>
-        </w:rPr>
-        <w:t xml:space="preserve"> Pattern</w:t>
+      <w:r>
+        <w:rPr>
+          <w:rFonts w:asciiTheme="majorHAnsi" w:hAnsiTheme="majorHAnsi" w:cs="Times New Roman"/>
+          <w:sz w:val="24"/>
+          <w:szCs w:val="24"/>
+          <w:lang w:val="en-IN"/>
+        </w:rPr>
+        <w:t>BulkHead Pattern</w:t>
       </w:r>
     </w:p>
     <w:p>
@@ -6011,25 +5976,14 @@
           <w:lang w:val="en-IN"/>
         </w:rPr>
       </w:pPr>
-      <w:proofErr w:type="spellStart"/>
-      <w:r>
-        <w:rPr>
-          <w:rFonts w:asciiTheme="majorHAnsi" w:hAnsiTheme="majorHAnsi" w:cs="Times New Roman"/>
-          <w:sz w:val="24"/>
-          <w:szCs w:val="24"/>
-          <w:lang w:val="en-IN"/>
-        </w:rPr>
-        <w:t>SideCar</w:t>
-      </w:r>
-      <w:proofErr w:type="spellEnd"/>
-      <w:r>
-        <w:rPr>
-          <w:rFonts w:asciiTheme="majorHAnsi" w:hAnsiTheme="majorHAnsi" w:cs="Times New Roman"/>
-          <w:sz w:val="24"/>
-          <w:szCs w:val="24"/>
-          <w:lang w:val="en-IN"/>
-        </w:rPr>
-        <w:t xml:space="preserve"> Pattern</w:t>
+      <w:r>
+        <w:rPr>
+          <w:rFonts w:asciiTheme="majorHAnsi" w:hAnsiTheme="majorHAnsi" w:cs="Times New Roman"/>
+          <w:sz w:val="24"/>
+          <w:szCs w:val="24"/>
+          <w:lang w:val="en-IN"/>
+        </w:rPr>
+        <w:t>SideCar Pattern</w:t>
       </w:r>
     </w:p>
     <w:p>
@@ -6255,19 +6209,8 @@
           <w:szCs w:val="24"/>
           <w:lang w:val="en-IN"/>
         </w:rPr>
-        <w:t xml:space="preserve">It basically covers all design </w:t>
-      </w:r>
-      <w:proofErr w:type="gramStart"/>
-      <w:r>
-        <w:rPr>
-          <w:rFonts w:asciiTheme="majorHAnsi" w:hAnsiTheme="majorHAnsi" w:cs="Times New Roman"/>
-          <w:sz w:val="24"/>
-          <w:szCs w:val="24"/>
-          <w:lang w:val="en-IN"/>
-        </w:rPr>
-        <w:t>pattern</w:t>
-      </w:r>
-      <w:proofErr w:type="gramEnd"/>
+        <w:t>It basically covers all design pattern</w:t>
+      </w:r>
     </w:p>
     <w:sectPr>
       <w:pgSz w:w="12240" w:h="15840"/>

--- a/note/System Design.docx
+++ b/note/System Design.docx
@@ -70,7 +70,17 @@
           <w:szCs w:val="24"/>
           <w:lang w:val="en-IN"/>
         </w:rPr>
-        <w:t xml:space="preserve"> distributed system can deliver only two of three desired characteristics: consistency, availability, and partition tolerance (the ‘C.” ‘A’ and ‘P’ in CAP)</w:t>
+        <w:t xml:space="preserve"> distributed system can deliver only two of three desired characteristics: consistency, availability, and partition tolerance (the ‘C.” </w:t>
+      </w:r>
+      <w:proofErr w:type="gramStart"/>
+      <w:r>
+        <w:rPr>
+          <w:rFonts w:asciiTheme="majorHAnsi" w:hAnsiTheme="majorHAnsi" w:cs="Times New Roman"/>
+          <w:sz w:val="24"/>
+          <w:szCs w:val="24"/>
+          <w:lang w:val="en-IN"/>
+        </w:rPr>
+        <w:t>‘A’ and ‘P’ in CAP)</w:t>
       </w:r>
       <w:r>
         <w:rPr>
@@ -90,6 +100,7 @@
         </w:rPr>
         <w:t>.</w:t>
       </w:r>
+      <w:proofErr w:type="gramEnd"/>
     </w:p>
     <w:p>
       <w:pPr>
@@ -343,7 +354,27 @@
           <w:szCs w:val="24"/>
           <w:lang w:val="en-IN"/>
         </w:rPr>
-        <w:t xml:space="preserve"> must continue to work despite any number of communication breakdowns between nodes in the system.</w:t>
+        <w:t xml:space="preserve"> must continue to work </w:t>
+      </w:r>
+      <w:proofErr w:type="gramStart"/>
+      <w:r>
+        <w:rPr>
+          <w:rFonts w:asciiTheme="majorHAnsi" w:hAnsiTheme="majorHAnsi" w:cs="Times New Roman"/>
+          <w:sz w:val="24"/>
+          <w:szCs w:val="24"/>
+          <w:lang w:val="en-IN"/>
+        </w:rPr>
+        <w:t>despite</w:t>
+      </w:r>
+      <w:proofErr w:type="gramEnd"/>
+      <w:r>
+        <w:rPr>
+          <w:rFonts w:asciiTheme="majorHAnsi" w:hAnsiTheme="majorHAnsi" w:cs="Times New Roman"/>
+          <w:sz w:val="24"/>
+          <w:szCs w:val="24"/>
+          <w:lang w:val="en-IN"/>
+        </w:rPr>
+        <w:t xml:space="preserve"> any number of communication breakdowns between nodes in the system.</w:t>
       </w:r>
     </w:p>
     <w:p>
@@ -845,8 +876,20 @@
           <w:szCs w:val="24"/>
           <w:lang w:val="en-IN"/>
         </w:rPr>
-        <w:t xml:space="preserve"> (2PC )</w:t>
-      </w:r>
+        <w:t xml:space="preserve"> (</w:t>
+      </w:r>
+      <w:proofErr w:type="gramStart"/>
+      <w:r>
+        <w:rPr>
+          <w:rFonts w:asciiTheme="majorHAnsi" w:hAnsiTheme="majorHAnsi" w:cs="Times New Roman"/>
+          <w:b/>
+          <w:sz w:val="24"/>
+          <w:szCs w:val="24"/>
+          <w:lang w:val="en-IN"/>
+        </w:rPr>
+        <w:t>2PC )</w:t>
+      </w:r>
+      <w:proofErr w:type="gramEnd"/>
     </w:p>
     <w:p>
       <w:pPr>
@@ -1057,6 +1100,7 @@
         </w:rPr>
         <w:t>(</w:t>
       </w:r>
+      <w:proofErr w:type="spellStart"/>
       <w:r>
         <w:rPr>
           <w:rFonts w:asciiTheme="majorHAnsi" w:hAnsiTheme="majorHAnsi" w:cs="Times New Roman"/>
@@ -1066,6 +1110,7 @@
         </w:rPr>
         <w:t>a.k.a</w:t>
       </w:r>
+      <w:proofErr w:type="spellEnd"/>
       <w:r>
         <w:rPr>
           <w:rFonts w:asciiTheme="majorHAnsi" w:hAnsiTheme="majorHAnsi" w:cs="Times New Roman"/>
@@ -1154,7 +1199,31 @@
           <w:szCs w:val="24"/>
           <w:lang w:val="en-IN"/>
         </w:rPr>
-        <w:t>Prepare Phase (a.k.a Voting Phase)</w:t>
+        <w:t>Prepare Phase (</w:t>
+      </w:r>
+      <w:proofErr w:type="spellStart"/>
+      <w:r>
+        <w:rPr>
+          <w:rFonts w:asciiTheme="majorHAnsi" w:hAnsiTheme="majorHAnsi" w:cs="Times New Roman"/>
+          <w:b/>
+          <w:bCs/>
+          <w:sz w:val="24"/>
+          <w:szCs w:val="24"/>
+          <w:lang w:val="en-IN"/>
+        </w:rPr>
+        <w:t>a.k.a</w:t>
+      </w:r>
+      <w:proofErr w:type="spellEnd"/>
+      <w:r>
+        <w:rPr>
+          <w:rFonts w:asciiTheme="majorHAnsi" w:hAnsiTheme="majorHAnsi" w:cs="Times New Roman"/>
+          <w:b/>
+          <w:bCs/>
+          <w:sz w:val="24"/>
+          <w:szCs w:val="24"/>
+          <w:lang w:val="en-IN"/>
+        </w:rPr>
+        <w:t xml:space="preserve"> Voting Phase)</w:t>
       </w:r>
       <w:r>
         <w:rPr>
@@ -1970,7 +2039,29 @@
           <w:szCs w:val="24"/>
           <w:lang w:val="en-IN"/>
         </w:rPr>
-        <w:t>Thus 3PC, is extension of 2PC.</w:t>
+        <w:t xml:space="preserve">Thus </w:t>
+      </w:r>
+      <w:proofErr w:type="gramStart"/>
+      <w:r>
+        <w:rPr>
+          <w:rFonts w:asciiTheme="majorHAnsi" w:hAnsiTheme="majorHAnsi" w:cs="Times New Roman"/>
+          <w:bCs/>
+          <w:sz w:val="24"/>
+          <w:szCs w:val="24"/>
+          <w:lang w:val="en-IN"/>
+        </w:rPr>
+        <w:t>3PC,</w:t>
+      </w:r>
+      <w:proofErr w:type="gramEnd"/>
+      <w:r>
+        <w:rPr>
+          <w:rFonts w:asciiTheme="majorHAnsi" w:hAnsiTheme="majorHAnsi" w:cs="Times New Roman"/>
+          <w:bCs/>
+          <w:sz w:val="24"/>
+          <w:szCs w:val="24"/>
+          <w:lang w:val="en-IN"/>
+        </w:rPr>
+        <w:t xml:space="preserve"> is extension of 2PC.</w:t>
       </w:r>
     </w:p>
     <w:p>
@@ -2060,6 +2151,7 @@
         </w:rPr>
         <w:t xml:space="preserve">The coordinator sends </w:t>
       </w:r>
+      <w:proofErr w:type="spellStart"/>
       <w:r>
         <w:rPr>
           <w:rFonts w:asciiTheme="majorHAnsi" w:hAnsiTheme="majorHAnsi" w:cs="Times New Roman"/>
@@ -2069,7 +2161,19 @@
           <w:u w:val="single"/>
           <w:lang w:val="en-IN"/>
         </w:rPr>
-        <w:t xml:space="preserve">canCommit </w:t>
+        <w:t>canCommit</w:t>
+      </w:r>
+      <w:proofErr w:type="spellEnd"/>
+      <w:r>
+        <w:rPr>
+          <w:rFonts w:asciiTheme="majorHAnsi" w:hAnsiTheme="majorHAnsi" w:cs="Times New Roman"/>
+          <w:bCs/>
+          <w:sz w:val="24"/>
+          <w:szCs w:val="24"/>
+          <w:u w:val="single"/>
+          <w:lang w:val="en-IN"/>
+        </w:rPr>
+        <w:t xml:space="preserve"> </w:t>
       </w:r>
       <w:r>
         <w:rPr>
@@ -2129,6 +2233,7 @@
         </w:rPr>
         <w:t xml:space="preserve"> Phase: If all participants voted yes, the coordinator sends a </w:t>
       </w:r>
+      <w:proofErr w:type="spellStart"/>
       <w:r>
         <w:rPr>
           <w:rFonts w:asciiTheme="majorHAnsi" w:hAnsiTheme="majorHAnsi" w:cs="Times New Roman"/>
@@ -2138,7 +2243,19 @@
           <w:u w:val="single"/>
           <w:lang w:val="en-IN"/>
         </w:rPr>
-        <w:t>preCommit message</w:t>
+        <w:t>preCommit</w:t>
+      </w:r>
+      <w:proofErr w:type="spellEnd"/>
+      <w:r>
+        <w:rPr>
+          <w:rFonts w:asciiTheme="majorHAnsi" w:hAnsiTheme="majorHAnsi" w:cs="Times New Roman"/>
+          <w:bCs/>
+          <w:sz w:val="24"/>
+          <w:szCs w:val="24"/>
+          <w:u w:val="single"/>
+          <w:lang w:val="en-IN"/>
+        </w:rPr>
+        <w:t xml:space="preserve"> message</w:t>
       </w:r>
       <w:r>
         <w:rPr>
@@ -2195,7 +2312,51 @@
           <w:szCs w:val="24"/>
           <w:lang w:val="en-IN"/>
         </w:rPr>
-        <w:t xml:space="preserve"> Phase: Once the coordinator receives all acknowledgments for the preCommit message, it sends the final doCommit message.</w:t>
+        <w:t xml:space="preserve"> Phase: Once the coordinator receives all acknowledgments for the </w:t>
+      </w:r>
+      <w:proofErr w:type="spellStart"/>
+      <w:r>
+        <w:rPr>
+          <w:rFonts w:asciiTheme="majorHAnsi" w:hAnsiTheme="majorHAnsi" w:cs="Times New Roman"/>
+          <w:bCs/>
+          <w:sz w:val="24"/>
+          <w:szCs w:val="24"/>
+          <w:lang w:val="en-IN"/>
+        </w:rPr>
+        <w:t>preCommit</w:t>
+      </w:r>
+      <w:proofErr w:type="spellEnd"/>
+      <w:r>
+        <w:rPr>
+          <w:rFonts w:asciiTheme="majorHAnsi" w:hAnsiTheme="majorHAnsi" w:cs="Times New Roman"/>
+          <w:bCs/>
+          <w:sz w:val="24"/>
+          <w:szCs w:val="24"/>
+          <w:lang w:val="en-IN"/>
+        </w:rPr>
+        <w:t xml:space="preserve"> message, it sends the final </w:t>
+      </w:r>
+      <w:proofErr w:type="spellStart"/>
+      <w:r>
+        <w:rPr>
+          <w:rFonts w:asciiTheme="majorHAnsi" w:hAnsiTheme="majorHAnsi" w:cs="Times New Roman"/>
+          <w:bCs/>
+          <w:sz w:val="24"/>
+          <w:szCs w:val="24"/>
+          <w:lang w:val="en-IN"/>
+        </w:rPr>
+        <w:t>doCommit</w:t>
+      </w:r>
+      <w:proofErr w:type="spellEnd"/>
+      <w:r>
+        <w:rPr>
+          <w:rFonts w:asciiTheme="majorHAnsi" w:hAnsiTheme="majorHAnsi" w:cs="Times New Roman"/>
+          <w:bCs/>
+          <w:sz w:val="24"/>
+          <w:szCs w:val="24"/>
+          <w:lang w:val="en-IN"/>
+        </w:rPr>
+        <w:t xml:space="preserve"> message.</w:t>
       </w:r>
     </w:p>
     <w:p>
@@ -2240,7 +2401,29 @@
           <w:szCs w:val="24"/>
           <w:lang w:val="en-IN"/>
         </w:rPr>
-        <w:t>The pre-commit phase acts as a safeguard. If a participant has received a preCommit message, it knows that all other participants have also agreed to commit. If the coordinator fails at this point, the participants can safely commit the transaction on their own after a timeout, without needing to wait for the coordinator to come back online. This eliminates the indefinite blocking that is a major weakness of 2PC.</w:t>
+        <w:t xml:space="preserve">The pre-commit phase acts as a safeguard. If a participant has received a </w:t>
+      </w:r>
+      <w:proofErr w:type="spellStart"/>
+      <w:r>
+        <w:rPr>
+          <w:rFonts w:asciiTheme="majorHAnsi" w:hAnsiTheme="majorHAnsi" w:cs="Times New Roman"/>
+          <w:bCs/>
+          <w:sz w:val="24"/>
+          <w:szCs w:val="24"/>
+          <w:lang w:val="en-IN"/>
+        </w:rPr>
+        <w:t>preCommit</w:t>
+      </w:r>
+      <w:proofErr w:type="spellEnd"/>
+      <w:r>
+        <w:rPr>
+          <w:rFonts w:asciiTheme="majorHAnsi" w:hAnsiTheme="majorHAnsi" w:cs="Times New Roman"/>
+          <w:bCs/>
+          <w:sz w:val="24"/>
+          <w:szCs w:val="24"/>
+          <w:lang w:val="en-IN"/>
+        </w:rPr>
+        <w:t xml:space="preserve"> message, it knows that all other participants have also agreed to commit. If the coordinator fails at this point, the participants can safely commit the transaction on their own after a timeout, without needing to wait for the coordinator to come back online. This eliminates the indefinite blocking that is a major weakness of 2PC.</w:t>
       </w:r>
     </w:p>
     <w:p>
@@ -2400,17 +2583,39 @@
           <w:szCs w:val="24"/>
           <w:lang w:val="en-IN"/>
         </w:rPr>
-        <w:t xml:space="preserve"> than 2PC</w:t>
-      </w:r>
-      <w:r>
-        <w:rPr>
-          <w:rFonts w:asciiTheme="majorHAnsi" w:hAnsiTheme="majorHAnsi" w:cs="Times New Roman"/>
-          <w:bCs/>
-          <w:sz w:val="24"/>
-          <w:szCs w:val="24"/>
-          <w:lang w:val="en-IN"/>
-        </w:rPr>
-        <w:t>(due to addition of another phase).</w:t>
+        <w:t xml:space="preserve"> than </w:t>
+      </w:r>
+      <w:proofErr w:type="gramStart"/>
+      <w:r>
+        <w:rPr>
+          <w:rFonts w:asciiTheme="majorHAnsi" w:hAnsiTheme="majorHAnsi" w:cs="Times New Roman"/>
+          <w:bCs/>
+          <w:sz w:val="24"/>
+          <w:szCs w:val="24"/>
+          <w:lang w:val="en-IN"/>
+        </w:rPr>
+        <w:t>2PC</w:t>
+      </w:r>
+      <w:r>
+        <w:rPr>
+          <w:rFonts w:asciiTheme="majorHAnsi" w:hAnsiTheme="majorHAnsi" w:cs="Times New Roman"/>
+          <w:bCs/>
+          <w:sz w:val="24"/>
+          <w:szCs w:val="24"/>
+          <w:lang w:val="en-IN"/>
+        </w:rPr>
+        <w:t>(</w:t>
+      </w:r>
+      <w:proofErr w:type="gramEnd"/>
+      <w:r>
+        <w:rPr>
+          <w:rFonts w:asciiTheme="majorHAnsi" w:hAnsiTheme="majorHAnsi" w:cs="Times New Roman"/>
+          <w:bCs/>
+          <w:sz w:val="24"/>
+          <w:szCs w:val="24"/>
+          <w:lang w:val="en-IN"/>
+        </w:rPr>
+        <w:t>due to addition of another phase).</w:t>
       </w:r>
     </w:p>
     <w:p>
@@ -2518,7 +2723,27 @@
           <w:szCs w:val="24"/>
           <w:lang w:val="en-IN"/>
         </w:rPr>
-        <w:t>: Incrementally migrating a legacy system by gradually replacing specific pieces of function</w:t>
+        <w:t xml:space="preserve">: Incrementally </w:t>
+      </w:r>
+      <w:proofErr w:type="gramStart"/>
+      <w:r>
+        <w:rPr>
+          <w:rFonts w:asciiTheme="majorHAnsi" w:hAnsiTheme="majorHAnsi" w:cs="Times New Roman"/>
+          <w:sz w:val="24"/>
+          <w:szCs w:val="24"/>
+          <w:lang w:val="en-IN"/>
+        </w:rPr>
+        <w:t>migrating</w:t>
+      </w:r>
+      <w:proofErr w:type="gramEnd"/>
+      <w:r>
+        <w:rPr>
+          <w:rFonts w:asciiTheme="majorHAnsi" w:hAnsiTheme="majorHAnsi" w:cs="Times New Roman"/>
+          <w:sz w:val="24"/>
+          <w:szCs w:val="24"/>
+          <w:lang w:val="en-IN"/>
+        </w:rPr>
+        <w:t xml:space="preserve"> a legacy system by gradually replacing specific pieces of function</w:t>
       </w:r>
       <w:r>
         <w:rPr>
@@ -2904,14 +3129,25 @@
         </w:rPr>
         <w:t xml:space="preserve">associated with that </w:t>
       </w:r>
-      <w:r>
-        <w:rPr>
-          <w:rFonts w:asciiTheme="majorHAnsi" w:hAnsiTheme="majorHAnsi" w:cs="Times New Roman"/>
-          <w:sz w:val="24"/>
-          <w:szCs w:val="24"/>
-          <w:lang w:val="en-IN"/>
-        </w:rPr>
-        <w:t>microservice. Once the database is updated successfully, an event is published which</w:t>
+      <w:proofErr w:type="spellStart"/>
+      <w:r>
+        <w:rPr>
+          <w:rFonts w:asciiTheme="majorHAnsi" w:hAnsiTheme="majorHAnsi" w:cs="Times New Roman"/>
+          <w:sz w:val="24"/>
+          <w:szCs w:val="24"/>
+          <w:lang w:val="en-IN"/>
+        </w:rPr>
+        <w:t>microservice</w:t>
+      </w:r>
+      <w:proofErr w:type="spellEnd"/>
+      <w:r>
+        <w:rPr>
+          <w:rFonts w:asciiTheme="majorHAnsi" w:hAnsiTheme="majorHAnsi" w:cs="Times New Roman"/>
+          <w:sz w:val="24"/>
+          <w:szCs w:val="24"/>
+          <w:lang w:val="en-IN"/>
+        </w:rPr>
+        <w:t>. Once the database is updated successfully, an event is published which</w:t>
       </w:r>
       <w:r>
         <w:rPr>
@@ -4674,7 +4910,7 @@
           <w:szCs w:val="24"/>
           <w:lang w:val="en-IN"/>
         </w:rPr>
-        <w:t xml:space="preserve"> Since both read and write operations are both of very different nature, it is better to segregate the read and write responsibility, by creating different microservices one for querying the data &amp; other writing the data. Both the microservices can have same database or can have different (individual) databases.</w:t>
+        <w:t xml:space="preserve"> Since both read and write operations are of very different nature, it is better to segregate the read and write responsibility, by creating different microservices one for querying the data &amp; other writing the data. Both the microservices can have same database or can have different (individual) databases.</w:t>
       </w:r>
     </w:p>
     <w:p>
@@ -4773,7 +5009,29 @@
           <w:szCs w:val="24"/>
           <w:lang w:val="en-IN"/>
         </w:rPr>
-        <w:t>After the write is complete, an event is published (e.g., ProfileUpdatedEvent).</w:t>
+        <w:t xml:space="preserve">After the write is complete, an event is published (e.g., </w:t>
+      </w:r>
+      <w:proofErr w:type="spellStart"/>
+      <w:r>
+        <w:rPr>
+          <w:rFonts w:asciiTheme="majorHAnsi" w:hAnsiTheme="majorHAnsi" w:cs="Times New Roman"/>
+          <w:bCs/>
+          <w:sz w:val="24"/>
+          <w:szCs w:val="24"/>
+          <w:lang w:val="en-IN"/>
+        </w:rPr>
+        <w:t>ProfileUpdatedEvent</w:t>
+      </w:r>
+      <w:proofErr w:type="spellEnd"/>
+      <w:r>
+        <w:rPr>
+          <w:rFonts w:asciiTheme="majorHAnsi" w:hAnsiTheme="majorHAnsi" w:cs="Times New Roman"/>
+          <w:bCs/>
+          <w:sz w:val="24"/>
+          <w:szCs w:val="24"/>
+          <w:lang w:val="en-IN"/>
+        </w:rPr>
+        <w:t>).</w:t>
       </w:r>
     </w:p>
     <w:p>
@@ -4924,7 +5182,27 @@
           <w:szCs w:val="24"/>
           <w:lang w:val="en-IN"/>
         </w:rPr>
-        <w:t xml:space="preserve"> The read side can use a schema that is optimized for queries, while the write side uses a schema that is optimized for updates.</w:t>
+        <w:t xml:space="preserve"> The read side can use a schema that is optimized for queries, while the </w:t>
+      </w:r>
+      <w:proofErr w:type="spellStart"/>
+      <w:r>
+        <w:rPr>
+          <w:rFonts w:asciiTheme="majorHAnsi" w:hAnsiTheme="majorHAnsi" w:cs="Times New Roman"/>
+          <w:sz w:val="24"/>
+          <w:szCs w:val="24"/>
+          <w:lang w:val="en-IN"/>
+        </w:rPr>
+        <w:t>write</w:t>
+      </w:r>
+      <w:proofErr w:type="spellEnd"/>
+      <w:r>
+        <w:rPr>
+          <w:rFonts w:asciiTheme="majorHAnsi" w:hAnsiTheme="majorHAnsi" w:cs="Times New Roman"/>
+          <w:sz w:val="24"/>
+          <w:szCs w:val="24"/>
+          <w:lang w:val="en-IN"/>
+        </w:rPr>
+        <w:t xml:space="preserve"> side uses a schema that is optimized for updates.</w:t>
       </w:r>
     </w:p>
     <w:p>
@@ -5314,7 +5592,27 @@
           <w:szCs w:val="24"/>
           <w:lang w:val="en-IN"/>
         </w:rPr>
-        <w:t xml:space="preserve"> (Sharding)</w:t>
+        <w:t xml:space="preserve"> (</w:t>
+      </w:r>
+      <w:proofErr w:type="spellStart"/>
+      <w:r>
+        <w:rPr>
+          <w:rFonts w:asciiTheme="majorHAnsi" w:hAnsiTheme="majorHAnsi" w:cs="Times New Roman"/>
+          <w:sz w:val="24"/>
+          <w:szCs w:val="24"/>
+          <w:lang w:val="en-IN"/>
+        </w:rPr>
+        <w:t>Sharding</w:t>
+      </w:r>
+      <w:proofErr w:type="spellEnd"/>
+      <w:r>
+        <w:rPr>
+          <w:rFonts w:asciiTheme="majorHAnsi" w:hAnsiTheme="majorHAnsi" w:cs="Times New Roman"/>
+          <w:sz w:val="24"/>
+          <w:szCs w:val="24"/>
+          <w:lang w:val="en-IN"/>
+        </w:rPr>
+        <w:t>)</w:t>
       </w:r>
     </w:p>
     <w:p>
@@ -5357,45 +5655,116 @@
           <w:szCs w:val="24"/>
           <w:lang w:val="en-IN"/>
         </w:rPr>
-        <w:t>Horizontal Scaling is called Sharding.</w:t>
-      </w:r>
-    </w:p>
-    <w:p>
-      <w:pPr>
-        <w:rPr>
-          <w:rFonts w:asciiTheme="majorHAnsi" w:hAnsiTheme="majorHAnsi" w:cs="Times New Roman"/>
-          <w:sz w:val="24"/>
-          <w:szCs w:val="24"/>
-          <w:lang w:val="en-IN"/>
-        </w:rPr>
-      </w:pPr>
-      <w:r>
-        <w:rPr>
-          <w:rFonts w:asciiTheme="majorHAnsi" w:hAnsiTheme="majorHAnsi" w:cs="Times New Roman"/>
-          <w:sz w:val="24"/>
-          <w:szCs w:val="24"/>
-          <w:lang w:val="en-IN"/>
-        </w:rPr>
-        <w:t>Sharding is a system design concept that involves partitioning a database or dataset horizontally into smaller subsets, called shards. Each shard contains a subset of the data and is stored on a separate server or node in a distributed system.</w:t>
-      </w:r>
-    </w:p>
-    <w:p>
-      <w:pPr>
-        <w:rPr>
-          <w:rFonts w:asciiTheme="majorHAnsi" w:hAnsiTheme="majorHAnsi" w:cs="Times New Roman"/>
-          <w:sz w:val="24"/>
-          <w:szCs w:val="24"/>
-          <w:lang w:val="en-IN"/>
-        </w:rPr>
-      </w:pPr>
-      <w:r>
-        <w:rPr>
-          <w:rFonts w:asciiTheme="majorHAnsi" w:hAnsiTheme="majorHAnsi" w:cs="Times New Roman"/>
-          <w:sz w:val="24"/>
-          <w:szCs w:val="24"/>
-          <w:lang w:val="en-IN"/>
-        </w:rPr>
-        <w:t>The purpose of sharding is to improve scalability, availability, and performance in large-scale distributed systems. By partitioning the data into smaller subsets, queries can be executed on each shard independently, reducing the amount of data that needs to be processed and improving query response times. Additionally, sharding allows the system to handle large amounts of data, as each shard can be distributed across multiple servers or nodes, enabling parallel processing and reducing the load on individual servers.</w:t>
+        <w:t xml:space="preserve">Horizontal Scaling is called </w:t>
+      </w:r>
+      <w:proofErr w:type="spellStart"/>
+      <w:r>
+        <w:rPr>
+          <w:rFonts w:asciiTheme="majorHAnsi" w:hAnsiTheme="majorHAnsi" w:cs="Times New Roman"/>
+          <w:sz w:val="24"/>
+          <w:szCs w:val="24"/>
+          <w:lang w:val="en-IN"/>
+        </w:rPr>
+        <w:t>Sharding</w:t>
+      </w:r>
+      <w:proofErr w:type="spellEnd"/>
+      <w:r>
+        <w:rPr>
+          <w:rFonts w:asciiTheme="majorHAnsi" w:hAnsiTheme="majorHAnsi" w:cs="Times New Roman"/>
+          <w:sz w:val="24"/>
+          <w:szCs w:val="24"/>
+          <w:lang w:val="en-IN"/>
+        </w:rPr>
+        <w:t>.</w:t>
+      </w:r>
+    </w:p>
+    <w:p>
+      <w:pPr>
+        <w:rPr>
+          <w:rFonts w:asciiTheme="majorHAnsi" w:hAnsiTheme="majorHAnsi" w:cs="Times New Roman"/>
+          <w:sz w:val="24"/>
+          <w:szCs w:val="24"/>
+          <w:lang w:val="en-IN"/>
+        </w:rPr>
+      </w:pPr>
+      <w:proofErr w:type="spellStart"/>
+      <w:r>
+        <w:rPr>
+          <w:rFonts w:asciiTheme="majorHAnsi" w:hAnsiTheme="majorHAnsi" w:cs="Times New Roman"/>
+          <w:sz w:val="24"/>
+          <w:szCs w:val="24"/>
+          <w:lang w:val="en-IN"/>
+        </w:rPr>
+        <w:t>Sharding</w:t>
+      </w:r>
+      <w:proofErr w:type="spellEnd"/>
+      <w:r>
+        <w:rPr>
+          <w:rFonts w:asciiTheme="majorHAnsi" w:hAnsiTheme="majorHAnsi" w:cs="Times New Roman"/>
+          <w:sz w:val="24"/>
+          <w:szCs w:val="24"/>
+          <w:lang w:val="en-IN"/>
+        </w:rPr>
+        <w:t xml:space="preserve"> is a system design concept that involves partitioning a database or dataset horizontally into smaller subsets, called shards. Each shard contains a subset of the data and is stored on a separate server or node in a distributed system.</w:t>
+      </w:r>
+    </w:p>
+    <w:p>
+      <w:pPr>
+        <w:rPr>
+          <w:rFonts w:asciiTheme="majorHAnsi" w:hAnsiTheme="majorHAnsi" w:cs="Times New Roman"/>
+          <w:sz w:val="24"/>
+          <w:szCs w:val="24"/>
+          <w:lang w:val="en-IN"/>
+        </w:rPr>
+      </w:pPr>
+      <w:r>
+        <w:rPr>
+          <w:rFonts w:asciiTheme="majorHAnsi" w:hAnsiTheme="majorHAnsi" w:cs="Times New Roman"/>
+          <w:sz w:val="24"/>
+          <w:szCs w:val="24"/>
+          <w:lang w:val="en-IN"/>
+        </w:rPr>
+        <w:t xml:space="preserve">The purpose of </w:t>
+      </w:r>
+      <w:proofErr w:type="spellStart"/>
+      <w:r>
+        <w:rPr>
+          <w:rFonts w:asciiTheme="majorHAnsi" w:hAnsiTheme="majorHAnsi" w:cs="Times New Roman"/>
+          <w:sz w:val="24"/>
+          <w:szCs w:val="24"/>
+          <w:lang w:val="en-IN"/>
+        </w:rPr>
+        <w:t>sharding</w:t>
+      </w:r>
+      <w:proofErr w:type="spellEnd"/>
+      <w:r>
+        <w:rPr>
+          <w:rFonts w:asciiTheme="majorHAnsi" w:hAnsiTheme="majorHAnsi" w:cs="Times New Roman"/>
+          <w:sz w:val="24"/>
+          <w:szCs w:val="24"/>
+          <w:lang w:val="en-IN"/>
+        </w:rPr>
+        <w:t xml:space="preserve"> is to improve scalability, availability, and performance in large-scale distributed systems. By partitioning the data into smaller subsets, queries can be executed on each shard independently, reducing the amount of data that needs to be processed and improving query response times. Additionally, </w:t>
+      </w:r>
+      <w:proofErr w:type="spellStart"/>
+      <w:r>
+        <w:rPr>
+          <w:rFonts w:asciiTheme="majorHAnsi" w:hAnsiTheme="majorHAnsi" w:cs="Times New Roman"/>
+          <w:sz w:val="24"/>
+          <w:szCs w:val="24"/>
+          <w:lang w:val="en-IN"/>
+        </w:rPr>
+        <w:t>sharding</w:t>
+      </w:r>
+      <w:proofErr w:type="spellEnd"/>
+      <w:r>
+        <w:rPr>
+          <w:rFonts w:asciiTheme="majorHAnsi" w:hAnsiTheme="majorHAnsi" w:cs="Times New Roman"/>
+          <w:sz w:val="24"/>
+          <w:szCs w:val="24"/>
+          <w:lang w:val="en-IN"/>
+        </w:rPr>
+        <w:t xml:space="preserve"> allows the system to handle large amounts of data, as each shard can be distributed across multiple servers or nodes, enabling parallel processing and reducing the load on individual servers.</w:t>
       </w:r>
     </w:p>
     <w:p>
@@ -5474,7 +5843,47 @@
           <w:szCs w:val="24"/>
           <w:lang w:val="en-IN"/>
         </w:rPr>
-        <w:t>Unlike traditional hashing, where data is mapped to a server using the formula "hash(key) % number_of_servers", consistent hashing works independently of the number of servers.</w:t>
+        <w:t>Unlike traditional hashing, where data is mapped to a server using the formula "</w:t>
+      </w:r>
+      <w:proofErr w:type="gramStart"/>
+      <w:r>
+        <w:rPr>
+          <w:rFonts w:asciiTheme="majorHAnsi" w:hAnsiTheme="majorHAnsi" w:cs="Times New Roman"/>
+          <w:sz w:val="24"/>
+          <w:szCs w:val="24"/>
+          <w:lang w:val="en-IN"/>
+        </w:rPr>
+        <w:t>hash(</w:t>
+      </w:r>
+      <w:proofErr w:type="gramEnd"/>
+      <w:r>
+        <w:rPr>
+          <w:rFonts w:asciiTheme="majorHAnsi" w:hAnsiTheme="majorHAnsi" w:cs="Times New Roman"/>
+          <w:sz w:val="24"/>
+          <w:szCs w:val="24"/>
+          <w:lang w:val="en-IN"/>
+        </w:rPr>
+        <w:t xml:space="preserve">key) % </w:t>
+      </w:r>
+      <w:proofErr w:type="spellStart"/>
+      <w:r>
+        <w:rPr>
+          <w:rFonts w:asciiTheme="majorHAnsi" w:hAnsiTheme="majorHAnsi" w:cs="Times New Roman"/>
+          <w:sz w:val="24"/>
+          <w:szCs w:val="24"/>
+          <w:lang w:val="en-IN"/>
+        </w:rPr>
+        <w:t>number_of_servers</w:t>
+      </w:r>
+      <w:proofErr w:type="spellEnd"/>
+      <w:r>
+        <w:rPr>
+          <w:rFonts w:asciiTheme="majorHAnsi" w:hAnsiTheme="majorHAnsi" w:cs="Times New Roman"/>
+          <w:sz w:val="24"/>
+          <w:szCs w:val="24"/>
+          <w:lang w:val="en-IN"/>
+        </w:rPr>
+        <w:t>", consistent hashing works independently of the number of servers.</w:t>
       </w:r>
     </w:p>
     <w:p>
@@ -5928,14 +6337,25 @@
           <w:lang w:val="en-IN"/>
         </w:rPr>
       </w:pPr>
-      <w:r>
-        <w:rPr>
-          <w:rFonts w:asciiTheme="majorHAnsi" w:hAnsiTheme="majorHAnsi" w:cs="Times New Roman"/>
-          <w:sz w:val="24"/>
-          <w:szCs w:val="24"/>
-          <w:lang w:val="en-IN"/>
-        </w:rPr>
-        <w:t>CQRS Pattern</w:t>
+      <w:proofErr w:type="spellStart"/>
+      <w:r>
+        <w:rPr>
+          <w:rFonts w:asciiTheme="majorHAnsi" w:hAnsiTheme="majorHAnsi" w:cs="Times New Roman"/>
+          <w:sz w:val="24"/>
+          <w:szCs w:val="24"/>
+          <w:lang w:val="en-IN"/>
+        </w:rPr>
+        <w:t>BulkHead</w:t>
+      </w:r>
+      <w:proofErr w:type="spellEnd"/>
+      <w:r>
+        <w:rPr>
+          <w:rFonts w:asciiTheme="majorHAnsi" w:hAnsiTheme="majorHAnsi" w:cs="Times New Roman"/>
+          <w:sz w:val="24"/>
+          <w:szCs w:val="24"/>
+          <w:lang w:val="en-IN"/>
+        </w:rPr>
+        <w:t xml:space="preserve"> Pattern</w:t>
       </w:r>
     </w:p>
     <w:p>
@@ -5952,14 +6372,25 @@
           <w:lang w:val="en-IN"/>
         </w:rPr>
       </w:pPr>
-      <w:r>
-        <w:rPr>
-          <w:rFonts w:asciiTheme="majorHAnsi" w:hAnsiTheme="majorHAnsi" w:cs="Times New Roman"/>
-          <w:sz w:val="24"/>
-          <w:szCs w:val="24"/>
-          <w:lang w:val="en-IN"/>
-        </w:rPr>
-        <w:t>BulkHead Pattern</w:t>
+      <w:proofErr w:type="spellStart"/>
+      <w:r>
+        <w:rPr>
+          <w:rFonts w:asciiTheme="majorHAnsi" w:hAnsiTheme="majorHAnsi" w:cs="Times New Roman"/>
+          <w:sz w:val="24"/>
+          <w:szCs w:val="24"/>
+          <w:lang w:val="en-IN"/>
+        </w:rPr>
+        <w:t>SideCar</w:t>
+      </w:r>
+      <w:proofErr w:type="spellEnd"/>
+      <w:r>
+        <w:rPr>
+          <w:rFonts w:asciiTheme="majorHAnsi" w:hAnsiTheme="majorHAnsi" w:cs="Times New Roman"/>
+          <w:sz w:val="24"/>
+          <w:szCs w:val="24"/>
+          <w:lang w:val="en-IN"/>
+        </w:rPr>
+        <w:t xml:space="preserve"> Pattern</w:t>
       </w:r>
     </w:p>
     <w:p>
@@ -5983,7 +6414,7 @@
           <w:szCs w:val="24"/>
           <w:lang w:val="en-IN"/>
         </w:rPr>
-        <w:t>SideCar Pattern</w:t>
+        <w:t>API composition Pattern</w:t>
       </w:r>
     </w:p>
     <w:p>
@@ -6007,7 +6438,7 @@
           <w:szCs w:val="24"/>
           <w:lang w:val="en-IN"/>
         </w:rPr>
-        <w:t>API composition Pattern</w:t>
+        <w:t>Event Driven Architecture pattern</w:t>
       </w:r>
     </w:p>
     <w:p>
@@ -6031,7 +6462,7 @@
           <w:szCs w:val="24"/>
           <w:lang w:val="en-IN"/>
         </w:rPr>
-        <w:t>Event Driven Architecture pattern</w:t>
+        <w:t>Database service Pattern</w:t>
       </w:r>
     </w:p>
     <w:p>
@@ -6055,7 +6486,7 @@
           <w:szCs w:val="24"/>
           <w:lang w:val="en-IN"/>
         </w:rPr>
-        <w:t>Database service Pattern</w:t>
+        <w:t>Retry Pattern</w:t>
       </w:r>
     </w:p>
     <w:p>
@@ -6079,7 +6510,7 @@
           <w:szCs w:val="24"/>
           <w:lang w:val="en-IN"/>
         </w:rPr>
-        <w:t>Retry Pattern</w:t>
+        <w:t>Configuration Externalization Pattern</w:t>
       </w:r>
     </w:p>
     <w:p>
@@ -6103,7 +6534,7 @@
           <w:szCs w:val="24"/>
           <w:lang w:val="en-IN"/>
         </w:rPr>
-        <w:t>Configuration Externalization Pattern</w:t>
+        <w:t>Strangler Pattern</w:t>
       </w:r>
     </w:p>
     <w:p>
@@ -6127,30 +6558,6 @@
           <w:szCs w:val="24"/>
           <w:lang w:val="en-IN"/>
         </w:rPr>
-        <w:t>Strangler Pattern</w:t>
-      </w:r>
-    </w:p>
-    <w:p>
-      <w:pPr>
-        <w:pStyle w:val="ListParagraph"/>
-        <w:numPr>
-          <w:ilvl w:val="0"/>
-          <w:numId w:val="21"/>
-        </w:numPr>
-        <w:rPr>
-          <w:rFonts w:asciiTheme="majorHAnsi" w:hAnsiTheme="majorHAnsi" w:cs="Times New Roman"/>
-          <w:sz w:val="24"/>
-          <w:szCs w:val="24"/>
-          <w:lang w:val="en-IN"/>
-        </w:rPr>
-      </w:pPr>
-      <w:r>
-        <w:rPr>
-          <w:rFonts w:asciiTheme="majorHAnsi" w:hAnsiTheme="majorHAnsi" w:cs="Times New Roman"/>
-          <w:sz w:val="24"/>
-          <w:szCs w:val="24"/>
-          <w:lang w:val="en-IN"/>
-        </w:rPr>
         <w:t>Leader Election Pattern</w:t>
       </w:r>
     </w:p>
@@ -6209,8 +6616,19 @@
           <w:szCs w:val="24"/>
           <w:lang w:val="en-IN"/>
         </w:rPr>
-        <w:t>It basically covers all design pattern</w:t>
-      </w:r>
+        <w:t xml:space="preserve">It basically covers all design </w:t>
+      </w:r>
+      <w:proofErr w:type="gramStart"/>
+      <w:r>
+        <w:rPr>
+          <w:rFonts w:asciiTheme="majorHAnsi" w:hAnsiTheme="majorHAnsi" w:cs="Times New Roman"/>
+          <w:sz w:val="24"/>
+          <w:szCs w:val="24"/>
+          <w:lang w:val="en-IN"/>
+        </w:rPr>
+        <w:t>pattern</w:t>
+      </w:r>
+      <w:proofErr w:type="gramEnd"/>
     </w:p>
     <w:sectPr>
       <w:pgSz w:w="12240" w:h="15840"/>
